--- a/results/table_s2.docx
+++ b/results/table_s2.docx
@@ -49,7 +49,7 @@
           <w:sz w:val="24"/>
           <w:color w:val="333333"/>
         </w:rPr>
-        <w:t xml:space="preserve">Table S1: Largest Differences Between GHSL and WorldPop Estimates</w:t>
+        <w:t xml:space="preserve">Table S2: Largest Differences Between GHSL and WorldPop Estimates</w:t>
       </w:r>
     </w:p>
     <w:p>
@@ -174,20 +174,13 @@
               </w:rPr>
               <w:t xml:space="preserve">WorldPop</w:t>
             </w:r>
-          </w:p>
-          <w:p>
-            <w:pPr>
-              <w:spacing w:before="0" w:after="60"/>
-              <w:keepNext/>
-              <w:jc w:val="center"/>
-            </w:pPr>
-            <w:r>
-              <w:rPr>
-                <w:b w:val="true"/>
-                <w:rFonts w:ascii="Calibri" w:hAnsi="Calibri"/>
-                <w:sz w:val="20"/>
-              </w:rPr>
-              <w:t xml:space="preserve">Estimate</w:t>
+            \line 
+            <w:r>
+              <w:rPr>
+                <w:rFonts w:ascii="Calibri" w:hAnsi="Calibri"/>
+                <w:sz w:val="20"/>
+              </w:rPr>
+              <w:t xml:space="preserve">** Estimate**</w:t>
             </w:r>
           </w:p>
         </w:tc>
@@ -212,20 +205,13 @@
               </w:rPr>
               <w:t xml:space="preserve">GHSL</w:t>
             </w:r>
-          </w:p>
-          <w:p>
-            <w:pPr>
-              <w:spacing w:before="0" w:after="60"/>
-              <w:keepNext/>
-              <w:jc w:val="center"/>
-            </w:pPr>
-            <w:r>
-              <w:rPr>
-                <w:b w:val="true"/>
-                <w:rFonts w:ascii="Calibri" w:hAnsi="Calibri"/>
-                <w:sz w:val="20"/>
-              </w:rPr>
-              <w:t xml:space="preserve">Estimate</w:t>
+            \line 
+            <w:r>
+              <w:rPr>
+                <w:rFonts w:ascii="Calibri" w:hAnsi="Calibri"/>
+                <w:sz w:val="20"/>
+              </w:rPr>
+              <w:t xml:space="preserve">** Estimate**</w:t>
             </w:r>
           </w:p>
         </w:tc>
@@ -250,13 +236,7 @@
               </w:rPr>
               <w:t xml:space="preserve">Absolute</w:t>
             </w:r>
-          </w:p>
-          <w:p>
-            <w:pPr>
-              <w:spacing w:before="0" w:after="60"/>
-              <w:keepNext/>
-              <w:jc w:val="center"/>
-            </w:pPr>
+            \line 
             <w:r>
               <w:rPr>
                 <w:b w:val="true"/>
@@ -289,13 +269,14 @@
               </w:rPr>
               <w:t xml:space="preserve">Relative</w:t>
             </w:r>
-          </w:p>
-          <w:p>
-            <w:pPr>
-              <w:spacing w:before="0" w:after="60"/>
-              <w:keepNext/>
-              <w:jc w:val="center"/>
-            </w:pPr>
+            \line 
+            <w:r>
+              <w:rPr>
+                <w:rFonts w:ascii="Calibri" w:hAnsi="Calibri"/>
+                <w:sz w:val="20"/>
+              </w:rPr>
+              <w:t xml:space="preserve"> </w:t>
+            </w:r>
             <w:r>
               <w:rPr>
                 <w:b w:val="true"/>

--- a/results/table_s2.docx
+++ b/results/table_s2.docx
@@ -279,1217 +279,6 @@
                 <w:sz w:val="20"/>
               </w:rPr>
               <w:t xml:space="preserve">Difference</w:t>
-            </w:r>
-          </w:p>
-        </w:tc>
-      </w:tr>
-      <w:tr>
-        <w:trPr>
-          <w:cantSplit/>
-        </w:trPr>
-        <w:tc>
-          <w:tcPr>
-            <w:tcBorders>
-              <w:top w:val="single" w:space="0" w:color="D3D3D3"/>
-              <w:bottom w:val="single" w:space="0" w:color="D3D3D3"/>
-              <w:start w:val="single" w:space="0" w:color="D3D3D3"/>
-              <w:end w:val="single" w:space="0" w:color="D3D3D3"/>
-            </w:tcBorders>
-          </w:tcPr>
-          <w:p>
-            <w:pPr>
-              <w:spacing w:before="0" w:after="60"/>
-              <w:keepNext/>
-              <w:jc w:val="center"/>
-            </w:pPr>
-            <w:r>
-              <w:rPr>
-                <w:rFonts w:ascii="Calibri" w:hAnsi="Calibri"/>
-                <w:sz w:val="20"/>
-              </w:rPr>
-              <w:t xml:space="default">Congo, Rep of the</w:t>
-            </w:r>
-          </w:p>
-        </w:tc>
-        <w:tc>
-          <w:tcPr>
-            <w:tcBorders>
-              <w:top w:val="single" w:space="0" w:color="D3D3D3"/>
-              <w:bottom w:val="single" w:space="0" w:color="D3D3D3"/>
-              <w:start w:val="single" w:space="0" w:color="D3D3D3"/>
-              <w:end w:val="single" w:space="0" w:color="D3D3D3"/>
-            </w:tcBorders>
-          </w:tcPr>
-          <w:p>
-            <w:pPr>
-              <w:spacing w:before="0" w:after="60"/>
-              <w:keepNext/>
-              <w:jc w:val="center"/>
-            </w:pPr>
-            <w:r>
-              <w:rPr>
-                <w:rFonts w:ascii="Calibri" w:hAnsi="Calibri"/>
-                <w:sz w:val="20"/>
-              </w:rPr>
-              <w:t xml:space="default">2020</w:t>
-            </w:r>
-          </w:p>
-        </w:tc>
-        <w:tc>
-          <w:tcPr>
-            <w:tcBorders>
-              <w:top w:val="single" w:space="0" w:color="D3D3D3"/>
-              <w:bottom w:val="single" w:space="0" w:color="D3D3D3"/>
-              <w:start w:val="single" w:space="0" w:color="D3D3D3"/>
-              <w:end w:val="single" w:space="0" w:color="D3D3D3"/>
-            </w:tcBorders>
-          </w:tcPr>
-          <w:p>
-            <w:pPr>
-              <w:spacing w:before="0" w:after="60"/>
-              <w:keepNext/>
-              <w:jc w:val="center"/>
-            </w:pPr>
-            <w:r>
-              <w:rPr>
-                <w:rFonts w:ascii="Calibri" w:hAnsi="Calibri"/>
-                <w:sz w:val="20"/>
-              </w:rPr>
-              <w:t xml:space="default">Within 10km of PAs</w:t>
-            </w:r>
-          </w:p>
-        </w:tc>
-        <w:tc>
-          <w:tcPr>
-            <w:tcBorders>
-              <w:top w:val="single" w:space="0" w:color="D3D3D3"/>
-              <w:bottom w:val="single" w:space="0" w:color="D3D3D3"/>
-              <w:start w:val="single" w:space="0" w:color="D3D3D3"/>
-              <w:end w:val="single" w:space="0" w:color="D3D3D3"/>
-            </w:tcBorders>
-          </w:tcPr>
-          <w:p>
-            <w:pPr>
-              <w:spacing w:before="0" w:after="60"/>
-              <w:keepNext/>
-              <w:jc w:val="center"/>
-            </w:pPr>
-            <w:r>
-              <w:rPr>
-                <w:rFonts w:ascii="Calibri" w:hAnsi="Calibri"/>
-                <w:sz w:val="20"/>
-              </w:rPr>
-              <w:t xml:space="default">36.7%</w:t>
-            </w:r>
-          </w:p>
-        </w:tc>
-        <w:tc>
-          <w:tcPr>
-            <w:tcBorders>
-              <w:top w:val="single" w:space="0" w:color="D3D3D3"/>
-              <w:bottom w:val="single" w:space="0" w:color="D3D3D3"/>
-              <w:start w:val="single" w:space="0" w:color="D3D3D3"/>
-              <w:end w:val="single" w:space="0" w:color="D3D3D3"/>
-            </w:tcBorders>
-          </w:tcPr>
-          <w:p>
-            <w:pPr>
-              <w:spacing w:before="0" w:after="60"/>
-              <w:keepNext/>
-              <w:jc w:val="center"/>
-            </w:pPr>
-            <w:r>
-              <w:rPr>
-                <w:rFonts w:ascii="Calibri" w:hAnsi="Calibri"/>
-                <w:sz w:val="20"/>
-              </w:rPr>
-              <w:t xml:space="default">50.9%</w:t>
-            </w:r>
-          </w:p>
-        </w:tc>
-        <w:tc>
-          <w:tcPr>
-            <w:tcBorders>
-              <w:top w:val="single" w:space="0" w:color="D3D3D3"/>
-              <w:bottom w:val="single" w:space="0" w:color="D3D3D3"/>
-              <w:start w:val="single" w:space="0" w:color="D3D3D3"/>
-              <w:end w:val="single" w:space="0" w:color="D3D3D3"/>
-            </w:tcBorders>
-          </w:tcPr>
-          <w:p>
-            <w:pPr>
-              <w:spacing w:before="0" w:after="60"/>
-              <w:keepNext/>
-              <w:jc w:val="center"/>
-            </w:pPr>
-            <w:r>
-              <w:rPr>
-                <w:rFonts w:ascii="Calibri" w:hAnsi="Calibri"/>
-                <w:sz w:val="20"/>
-              </w:rPr>
-              <w:t xml:space="default">14.1 pp</w:t>
-            </w:r>
-          </w:p>
-        </w:tc>
-        <w:tc>
-          <w:tcPr>
-            <w:tcBorders>
-              <w:top w:val="single" w:space="0" w:color="D3D3D3"/>
-              <w:bottom w:val="single" w:space="0" w:color="D3D3D3"/>
-              <w:start w:val="single" w:space="0" w:color="D3D3D3"/>
-              <w:end w:val="single" w:space="0" w:color="D3D3D3"/>
-            </w:tcBorders>
-          </w:tcPr>
-          <w:p>
-            <w:pPr>
-              <w:spacing w:before="0" w:after="60"/>
-              <w:keepNext/>
-              <w:jc w:val="center"/>
-            </w:pPr>
-            <w:r>
-              <w:rPr>
-                <w:rFonts w:ascii="Calibri" w:hAnsi="Calibri"/>
-                <w:sz w:val="20"/>
-              </w:rPr>
-              <w:t xml:space="default">27.8%</w:t>
-            </w:r>
-          </w:p>
-        </w:tc>
-      </w:tr>
-      <w:tr>
-        <w:trPr>
-          <w:cantSplit/>
-        </w:trPr>
-        <w:tc>
-          <w:tcPr>
-            <w:tcBorders>
-              <w:top w:val="single" w:space="0" w:color="D3D3D3"/>
-              <w:bottom w:val="single" w:space="0" w:color="D3D3D3"/>
-              <w:start w:val="single" w:space="0" w:color="D3D3D3"/>
-              <w:end w:val="single" w:space="0" w:color="D3D3D3"/>
-            </w:tcBorders>
-          </w:tcPr>
-          <w:p>
-            <w:pPr>
-              <w:spacing w:before="0" w:after="60"/>
-              <w:keepNext/>
-              <w:jc w:val="center"/>
-            </w:pPr>
-            <w:r>
-              <w:rPr>
-                <w:rFonts w:ascii="Calibri" w:hAnsi="Calibri"/>
-                <w:sz w:val="20"/>
-              </w:rPr>
-              <w:t xml:space="default">Gambia, The</w:t>
-            </w:r>
-          </w:p>
-        </w:tc>
-        <w:tc>
-          <w:tcPr>
-            <w:tcBorders>
-              <w:top w:val="single" w:space="0" w:color="D3D3D3"/>
-              <w:bottom w:val="single" w:space="0" w:color="D3D3D3"/>
-              <w:start w:val="single" w:space="0" w:color="D3D3D3"/>
-              <w:end w:val="single" w:space="0" w:color="D3D3D3"/>
-            </w:tcBorders>
-          </w:tcPr>
-          <w:p>
-            <w:pPr>
-              <w:spacing w:before="0" w:after="60"/>
-              <w:keepNext/>
-              <w:jc w:val="center"/>
-            </w:pPr>
-            <w:r>
-              <w:rPr>
-                <w:rFonts w:ascii="Calibri" w:hAnsi="Calibri"/>
-                <w:sz w:val="20"/>
-              </w:rPr>
-              <w:t xml:space="default">2020</w:t>
-            </w:r>
-          </w:p>
-        </w:tc>
-        <w:tc>
-          <w:tcPr>
-            <w:tcBorders>
-              <w:top w:val="single" w:space="0" w:color="D3D3D3"/>
-              <w:bottom w:val="single" w:space="0" w:color="D3D3D3"/>
-              <w:start w:val="single" w:space="0" w:color="D3D3D3"/>
-              <w:end w:val="single" w:space="0" w:color="D3D3D3"/>
-            </w:tcBorders>
-          </w:tcPr>
-          <w:p>
-            <w:pPr>
-              <w:spacing w:before="0" w:after="60"/>
-              <w:keepNext/>
-              <w:jc w:val="center"/>
-            </w:pPr>
-            <w:r>
-              <w:rPr>
-                <w:rFonts w:ascii="Calibri" w:hAnsi="Calibri"/>
-                <w:sz w:val="20"/>
-              </w:rPr>
-              <w:t xml:space="default">Within PAs</w:t>
-            </w:r>
-          </w:p>
-        </w:tc>
-        <w:tc>
-          <w:tcPr>
-            <w:tcBorders>
-              <w:top w:val="single" w:space="0" w:color="D3D3D3"/>
-              <w:bottom w:val="single" w:space="0" w:color="D3D3D3"/>
-              <w:start w:val="single" w:space="0" w:color="D3D3D3"/>
-              <w:end w:val="single" w:space="0" w:color="D3D3D3"/>
-            </w:tcBorders>
-          </w:tcPr>
-          <w:p>
-            <w:pPr>
-              <w:spacing w:before="0" w:after="60"/>
-              <w:keepNext/>
-              <w:jc w:val="center"/>
-            </w:pPr>
-            <w:r>
-              <w:rPr>
-                <w:rFonts w:ascii="Calibri" w:hAnsi="Calibri"/>
-                <w:sz w:val="20"/>
-              </w:rPr>
-              <w:t xml:space="default">8.1%</w:t>
-            </w:r>
-          </w:p>
-        </w:tc>
-        <w:tc>
-          <w:tcPr>
-            <w:tcBorders>
-              <w:top w:val="single" w:space="0" w:color="D3D3D3"/>
-              <w:bottom w:val="single" w:space="0" w:color="D3D3D3"/>
-              <w:start w:val="single" w:space="0" w:color="D3D3D3"/>
-              <w:end w:val="single" w:space="0" w:color="D3D3D3"/>
-            </w:tcBorders>
-          </w:tcPr>
-          <w:p>
-            <w:pPr>
-              <w:spacing w:before="0" w:after="60"/>
-              <w:keepNext/>
-              <w:jc w:val="center"/>
-            </w:pPr>
-            <w:r>
-              <w:rPr>
-                <w:rFonts w:ascii="Calibri" w:hAnsi="Calibri"/>
-                <w:sz w:val="20"/>
-              </w:rPr>
-              <w:t xml:space="default">0.7%</w:t>
-            </w:r>
-          </w:p>
-        </w:tc>
-        <w:tc>
-          <w:tcPr>
-            <w:tcBorders>
-              <w:top w:val="single" w:space="0" w:color="D3D3D3"/>
-              <w:bottom w:val="single" w:space="0" w:color="D3D3D3"/>
-              <w:start w:val="single" w:space="0" w:color="D3D3D3"/>
-              <w:end w:val="single" w:space="0" w:color="D3D3D3"/>
-            </w:tcBorders>
-          </w:tcPr>
-          <w:p>
-            <w:pPr>
-              <w:spacing w:before="0" w:after="60"/>
-              <w:keepNext/>
-              <w:jc w:val="center"/>
-            </w:pPr>
-            <w:r>
-              <w:rPr>
-                <w:rFonts w:ascii="Calibri" w:hAnsi="Calibri"/>
-                <w:sz w:val="20"/>
-              </w:rPr>
-              <w:t xml:space="default">7.4 pp</w:t>
-            </w:r>
-          </w:p>
-        </w:tc>
-        <w:tc>
-          <w:tcPr>
-            <w:tcBorders>
-              <w:top w:val="single" w:space="0" w:color="D3D3D3"/>
-              <w:bottom w:val="single" w:space="0" w:color="D3D3D3"/>
-              <w:start w:val="single" w:space="0" w:color="D3D3D3"/>
-              <w:end w:val="single" w:space="0" w:color="D3D3D3"/>
-            </w:tcBorders>
-          </w:tcPr>
-          <w:p>
-            <w:pPr>
-              <w:spacing w:before="0" w:after="60"/>
-              <w:keepNext/>
-              <w:jc w:val="center"/>
-            </w:pPr>
-            <w:r>
-              <w:rPr>
-                <w:rFonts w:ascii="Calibri" w:hAnsi="Calibri"/>
-                <w:sz w:val="20"/>
-              </w:rPr>
-              <w:t xml:space="default">994.0%</w:t>
-            </w:r>
-          </w:p>
-        </w:tc>
-      </w:tr>
-      <w:tr>
-        <w:trPr>
-          <w:cantSplit/>
-        </w:trPr>
-        <w:tc>
-          <w:tcPr>
-            <w:tcBorders>
-              <w:top w:val="single" w:space="0" w:color="D3D3D3"/>
-              <w:bottom w:val="single" w:space="0" w:color="D3D3D3"/>
-              <w:start w:val="single" w:space="0" w:color="D3D3D3"/>
-              <w:end w:val="single" w:space="0" w:color="D3D3D3"/>
-            </w:tcBorders>
-          </w:tcPr>
-          <w:p>
-            <w:pPr>
-              <w:spacing w:before="0" w:after="60"/>
-              <w:keepNext/>
-              <w:jc w:val="center"/>
-            </w:pPr>
-            <w:r>
-              <w:rPr>
-                <w:rFonts w:ascii="Calibri" w:hAnsi="Calibri"/>
-                <w:sz w:val="20"/>
-              </w:rPr>
-              <w:t xml:space="default">Bhutan</w:t>
-            </w:r>
-          </w:p>
-        </w:tc>
-        <w:tc>
-          <w:tcPr>
-            <w:tcBorders>
-              <w:top w:val="single" w:space="0" w:color="D3D3D3"/>
-              <w:bottom w:val="single" w:space="0" w:color="D3D3D3"/>
-              <w:start w:val="single" w:space="0" w:color="D3D3D3"/>
-              <w:end w:val="single" w:space="0" w:color="D3D3D3"/>
-            </w:tcBorders>
-          </w:tcPr>
-          <w:p>
-            <w:pPr>
-              <w:spacing w:before="0" w:after="60"/>
-              <w:keepNext/>
-              <w:jc w:val="center"/>
-            </w:pPr>
-            <w:r>
-              <w:rPr>
-                <w:rFonts w:ascii="Calibri" w:hAnsi="Calibri"/>
-                <w:sz w:val="20"/>
-              </w:rPr>
-              <w:t xml:space="default">2020</w:t>
-            </w:r>
-          </w:p>
-        </w:tc>
-        <w:tc>
-          <w:tcPr>
-            <w:tcBorders>
-              <w:top w:val="single" w:space="0" w:color="D3D3D3"/>
-              <w:bottom w:val="single" w:space="0" w:color="D3D3D3"/>
-              <w:start w:val="single" w:space="0" w:color="D3D3D3"/>
-              <w:end w:val="single" w:space="0" w:color="D3D3D3"/>
-            </w:tcBorders>
-          </w:tcPr>
-          <w:p>
-            <w:pPr>
-              <w:spacing w:before="0" w:after="60"/>
-              <w:keepNext/>
-              <w:jc w:val="center"/>
-            </w:pPr>
-            <w:r>
-              <w:rPr>
-                <w:rFonts w:ascii="Calibri" w:hAnsi="Calibri"/>
-                <w:sz w:val="20"/>
-              </w:rPr>
-              <w:t xml:space="default">Within PAs</w:t>
-            </w:r>
-          </w:p>
-        </w:tc>
-        <w:tc>
-          <w:tcPr>
-            <w:tcBorders>
-              <w:top w:val="single" w:space="0" w:color="D3D3D3"/>
-              <w:bottom w:val="single" w:space="0" w:color="D3D3D3"/>
-              <w:start w:val="single" w:space="0" w:color="D3D3D3"/>
-              <w:end w:val="single" w:space="0" w:color="D3D3D3"/>
-            </w:tcBorders>
-          </w:tcPr>
-          <w:p>
-            <w:pPr>
-              <w:spacing w:before="0" w:after="60"/>
-              <w:keepNext/>
-              <w:jc w:val="center"/>
-            </w:pPr>
-            <w:r>
-              <w:rPr>
-                <w:rFonts w:ascii="Calibri" w:hAnsi="Calibri"/>
-                <w:sz w:val="20"/>
-              </w:rPr>
-              <w:t xml:space="default">11.6%</w:t>
-            </w:r>
-          </w:p>
-        </w:tc>
-        <w:tc>
-          <w:tcPr>
-            <w:tcBorders>
-              <w:top w:val="single" w:space="0" w:color="D3D3D3"/>
-              <w:bottom w:val="single" w:space="0" w:color="D3D3D3"/>
-              <w:start w:val="single" w:space="0" w:color="D3D3D3"/>
-              <w:end w:val="single" w:space="0" w:color="D3D3D3"/>
-            </w:tcBorders>
-          </w:tcPr>
-          <w:p>
-            <w:pPr>
-              <w:spacing w:before="0" w:after="60"/>
-              <w:keepNext/>
-              <w:jc w:val="center"/>
-            </w:pPr>
-            <w:r>
-              <w:rPr>
-                <w:rFonts w:ascii="Calibri" w:hAnsi="Calibri"/>
-                <w:sz w:val="20"/>
-              </w:rPr>
-              <w:t xml:space="default">4.5%</w:t>
-            </w:r>
-          </w:p>
-        </w:tc>
-        <w:tc>
-          <w:tcPr>
-            <w:tcBorders>
-              <w:top w:val="single" w:space="0" w:color="D3D3D3"/>
-              <w:bottom w:val="single" w:space="0" w:color="D3D3D3"/>
-              <w:start w:val="single" w:space="0" w:color="D3D3D3"/>
-              <w:end w:val="single" w:space="0" w:color="D3D3D3"/>
-            </w:tcBorders>
-          </w:tcPr>
-          <w:p>
-            <w:pPr>
-              <w:spacing w:before="0" w:after="60"/>
-              <w:keepNext/>
-              <w:jc w:val="center"/>
-            </w:pPr>
-            <w:r>
-              <w:rPr>
-                <w:rFonts w:ascii="Calibri" w:hAnsi="Calibri"/>
-                <w:sz w:val="20"/>
-              </w:rPr>
-              <w:t xml:space="default">7.1 pp</w:t>
-            </w:r>
-          </w:p>
-        </w:tc>
-        <w:tc>
-          <w:tcPr>
-            <w:tcBorders>
-              <w:top w:val="single" w:space="0" w:color="D3D3D3"/>
-              <w:bottom w:val="single" w:space="0" w:color="D3D3D3"/>
-              <w:start w:val="single" w:space="0" w:color="D3D3D3"/>
-              <w:end w:val="single" w:space="0" w:color="D3D3D3"/>
-            </w:tcBorders>
-          </w:tcPr>
-          <w:p>
-            <w:pPr>
-              <w:spacing w:before="0" w:after="60"/>
-              <w:keepNext/>
-              <w:jc w:val="center"/>
-            </w:pPr>
-            <w:r>
-              <w:rPr>
-                <w:rFonts w:ascii="Calibri" w:hAnsi="Calibri"/>
-                <w:sz w:val="20"/>
-              </w:rPr>
-              <w:t xml:space="default">159.0%</w:t>
-            </w:r>
-          </w:p>
-        </w:tc>
-      </w:tr>
-      <w:tr>
-        <w:trPr>
-          <w:cantSplit/>
-        </w:trPr>
-        <w:tc>
-          <w:tcPr>
-            <w:tcBorders>
-              <w:top w:val="single" w:space="0" w:color="D3D3D3"/>
-              <w:bottom w:val="single" w:space="0" w:color="D3D3D3"/>
-              <w:start w:val="single" w:space="0" w:color="D3D3D3"/>
-              <w:end w:val="single" w:space="0" w:color="D3D3D3"/>
-            </w:tcBorders>
-          </w:tcPr>
-          <w:p>
-            <w:pPr>
-              <w:spacing w:before="0" w:after="60"/>
-              <w:keepNext/>
-              <w:jc w:val="center"/>
-            </w:pPr>
-            <w:r>
-              <w:rPr>
-                <w:rFonts w:ascii="Calibri" w:hAnsi="Calibri"/>
-                <w:sz w:val="20"/>
-              </w:rPr>
-              <w:t xml:space="default">Bhutan</w:t>
-            </w:r>
-          </w:p>
-        </w:tc>
-        <w:tc>
-          <w:tcPr>
-            <w:tcBorders>
-              <w:top w:val="single" w:space="0" w:color="D3D3D3"/>
-              <w:bottom w:val="single" w:space="0" w:color="D3D3D3"/>
-              <w:start w:val="single" w:space="0" w:color="D3D3D3"/>
-              <w:end w:val="single" w:space="0" w:color="D3D3D3"/>
-            </w:tcBorders>
-          </w:tcPr>
-          <w:p>
-            <w:pPr>
-              <w:spacing w:before="0" w:after="60"/>
-              <w:keepNext/>
-              <w:jc w:val="center"/>
-            </w:pPr>
-            <w:r>
-              <w:rPr>
-                <w:rFonts w:ascii="Calibri" w:hAnsi="Calibri"/>
-                <w:sz w:val="20"/>
-              </w:rPr>
-              <w:t xml:space="default">2000</w:t>
-            </w:r>
-          </w:p>
-        </w:tc>
-        <w:tc>
-          <w:tcPr>
-            <w:tcBorders>
-              <w:top w:val="single" w:space="0" w:color="D3D3D3"/>
-              <w:bottom w:val="single" w:space="0" w:color="D3D3D3"/>
-              <w:start w:val="single" w:space="0" w:color="D3D3D3"/>
-              <w:end w:val="single" w:space="0" w:color="D3D3D3"/>
-            </w:tcBorders>
-          </w:tcPr>
-          <w:p>
-            <w:pPr>
-              <w:spacing w:before="0" w:after="60"/>
-              <w:keepNext/>
-              <w:jc w:val="center"/>
-            </w:pPr>
-            <w:r>
-              <w:rPr>
-                <w:rFonts w:ascii="Calibri" w:hAnsi="Calibri"/>
-                <w:sz w:val="20"/>
-              </w:rPr>
-              <w:t xml:space="default">Within PAs</w:t>
-            </w:r>
-          </w:p>
-        </w:tc>
-        <w:tc>
-          <w:tcPr>
-            <w:tcBorders>
-              <w:top w:val="single" w:space="0" w:color="D3D3D3"/>
-              <w:bottom w:val="single" w:space="0" w:color="D3D3D3"/>
-              <w:start w:val="single" w:space="0" w:color="D3D3D3"/>
-              <w:end w:val="single" w:space="0" w:color="D3D3D3"/>
-            </w:tcBorders>
-          </w:tcPr>
-          <w:p>
-            <w:pPr>
-              <w:spacing w:before="0" w:after="60"/>
-              <w:keepNext/>
-              <w:jc w:val="center"/>
-            </w:pPr>
-            <w:r>
-              <w:rPr>
-                <w:rFonts w:ascii="Calibri" w:hAnsi="Calibri"/>
-                <w:sz w:val="20"/>
-              </w:rPr>
-              <w:t xml:space="default">11.2%</w:t>
-            </w:r>
-          </w:p>
-        </w:tc>
-        <w:tc>
-          <w:tcPr>
-            <w:tcBorders>
-              <w:top w:val="single" w:space="0" w:color="D3D3D3"/>
-              <w:bottom w:val="single" w:space="0" w:color="D3D3D3"/>
-              <w:start w:val="single" w:space="0" w:color="D3D3D3"/>
-              <w:end w:val="single" w:space="0" w:color="D3D3D3"/>
-            </w:tcBorders>
-          </w:tcPr>
-          <w:p>
-            <w:pPr>
-              <w:spacing w:before="0" w:after="60"/>
-              <w:keepNext/>
-              <w:jc w:val="center"/>
-            </w:pPr>
-            <w:r>
-              <w:rPr>
-                <w:rFonts w:ascii="Calibri" w:hAnsi="Calibri"/>
-                <w:sz w:val="20"/>
-              </w:rPr>
-              <w:t xml:space="default">4.4%</w:t>
-            </w:r>
-          </w:p>
-        </w:tc>
-        <w:tc>
-          <w:tcPr>
-            <w:tcBorders>
-              <w:top w:val="single" w:space="0" w:color="D3D3D3"/>
-              <w:bottom w:val="single" w:space="0" w:color="D3D3D3"/>
-              <w:start w:val="single" w:space="0" w:color="D3D3D3"/>
-              <w:end w:val="single" w:space="0" w:color="D3D3D3"/>
-            </w:tcBorders>
-          </w:tcPr>
-          <w:p>
-            <w:pPr>
-              <w:spacing w:before="0" w:after="60"/>
-              <w:keepNext/>
-              <w:jc w:val="center"/>
-            </w:pPr>
-            <w:r>
-              <w:rPr>
-                <w:rFonts w:ascii="Calibri" w:hAnsi="Calibri"/>
-                <w:sz w:val="20"/>
-              </w:rPr>
-              <w:t xml:space="default">6.8 pp</w:t>
-            </w:r>
-          </w:p>
-        </w:tc>
-        <w:tc>
-          <w:tcPr>
-            <w:tcBorders>
-              <w:top w:val="single" w:space="0" w:color="D3D3D3"/>
-              <w:bottom w:val="single" w:space="0" w:color="D3D3D3"/>
-              <w:start w:val="single" w:space="0" w:color="D3D3D3"/>
-              <w:end w:val="single" w:space="0" w:color="D3D3D3"/>
-            </w:tcBorders>
-          </w:tcPr>
-          <w:p>
-            <w:pPr>
-              <w:spacing w:before="0" w:after="60"/>
-              <w:keepNext/>
-              <w:jc w:val="center"/>
-            </w:pPr>
-            <w:r>
-              <w:rPr>
-                <w:rFonts w:ascii="Calibri" w:hAnsi="Calibri"/>
-                <w:sz w:val="20"/>
-              </w:rPr>
-              <w:t xml:space="default">156.4%</w:t>
-            </w:r>
-          </w:p>
-        </w:tc>
-      </w:tr>
-      <w:tr>
-        <w:trPr>
-          <w:cantSplit/>
-        </w:trPr>
-        <w:tc>
-          <w:tcPr>
-            <w:tcBorders>
-              <w:top w:val="single" w:space="0" w:color="D3D3D3"/>
-              <w:bottom w:val="single" w:space="0" w:color="D3D3D3"/>
-              <w:start w:val="single" w:space="0" w:color="D3D3D3"/>
-              <w:end w:val="single" w:space="0" w:color="D3D3D3"/>
-            </w:tcBorders>
-          </w:tcPr>
-          <w:p>
-            <w:pPr>
-              <w:spacing w:before="0" w:after="60"/>
-              <w:keepNext/>
-              <w:jc w:val="center"/>
-            </w:pPr>
-            <w:r>
-              <w:rPr>
-                <w:rFonts w:ascii="Calibri" w:hAnsi="Calibri"/>
-                <w:sz w:val="20"/>
-              </w:rPr>
-              <w:t xml:space="default">Ukraine</w:t>
-            </w:r>
-          </w:p>
-        </w:tc>
-        <w:tc>
-          <w:tcPr>
-            <w:tcBorders>
-              <w:top w:val="single" w:space="0" w:color="D3D3D3"/>
-              <w:bottom w:val="single" w:space="0" w:color="D3D3D3"/>
-              <w:start w:val="single" w:space="0" w:color="D3D3D3"/>
-              <w:end w:val="single" w:space="0" w:color="D3D3D3"/>
-            </w:tcBorders>
-          </w:tcPr>
-          <w:p>
-            <w:pPr>
-              <w:spacing w:before="0" w:after="60"/>
-              <w:keepNext/>
-              <w:jc w:val="center"/>
-            </w:pPr>
-            <w:r>
-              <w:rPr>
-                <w:rFonts w:ascii="Calibri" w:hAnsi="Calibri"/>
-                <w:sz w:val="20"/>
-              </w:rPr>
-              <w:t xml:space="default">2000</w:t>
-            </w:r>
-          </w:p>
-        </w:tc>
-        <w:tc>
-          <w:tcPr>
-            <w:tcBorders>
-              <w:top w:val="single" w:space="0" w:color="D3D3D3"/>
-              <w:bottom w:val="single" w:space="0" w:color="D3D3D3"/>
-              <w:start w:val="single" w:space="0" w:color="D3D3D3"/>
-              <w:end w:val="single" w:space="0" w:color="D3D3D3"/>
-            </w:tcBorders>
-          </w:tcPr>
-          <w:p>
-            <w:pPr>
-              <w:spacing w:before="0" w:after="60"/>
-              <w:keepNext/>
-              <w:jc w:val="center"/>
-            </w:pPr>
-            <w:r>
-              <w:rPr>
-                <w:rFonts w:ascii="Calibri" w:hAnsi="Calibri"/>
-                <w:sz w:val="20"/>
-              </w:rPr>
-              <w:t xml:space="default">Within 10km of PAs</w:t>
-            </w:r>
-          </w:p>
-        </w:tc>
-        <w:tc>
-          <w:tcPr>
-            <w:tcBorders>
-              <w:top w:val="single" w:space="0" w:color="D3D3D3"/>
-              <w:bottom w:val="single" w:space="0" w:color="D3D3D3"/>
-              <w:start w:val="single" w:space="0" w:color="D3D3D3"/>
-              <w:end w:val="single" w:space="0" w:color="D3D3D3"/>
-            </w:tcBorders>
-          </w:tcPr>
-          <w:p>
-            <w:pPr>
-              <w:spacing w:before="0" w:after="60"/>
-              <w:keepNext/>
-              <w:jc w:val="center"/>
-            </w:pPr>
-            <w:r>
-              <w:rPr>
-                <w:rFonts w:ascii="Calibri" w:hAnsi="Calibri"/>
-                <w:sz w:val="20"/>
-              </w:rPr>
-              <w:t xml:space="default">39.8%</w:t>
-            </w:r>
-          </w:p>
-        </w:tc>
-        <w:tc>
-          <w:tcPr>
-            <w:tcBorders>
-              <w:top w:val="single" w:space="0" w:color="D3D3D3"/>
-              <w:bottom w:val="single" w:space="0" w:color="D3D3D3"/>
-              <w:start w:val="single" w:space="0" w:color="D3D3D3"/>
-              <w:end w:val="single" w:space="0" w:color="D3D3D3"/>
-            </w:tcBorders>
-          </w:tcPr>
-          <w:p>
-            <w:pPr>
-              <w:spacing w:before="0" w:after="60"/>
-              <w:keepNext/>
-              <w:jc w:val="center"/>
-            </w:pPr>
-            <w:r>
-              <w:rPr>
-                <w:rFonts w:ascii="Calibri" w:hAnsi="Calibri"/>
-                <w:sz w:val="20"/>
-              </w:rPr>
-              <w:t xml:space="default">45.8%</w:t>
-            </w:r>
-          </w:p>
-        </w:tc>
-        <w:tc>
-          <w:tcPr>
-            <w:tcBorders>
-              <w:top w:val="single" w:space="0" w:color="D3D3D3"/>
-              <w:bottom w:val="single" w:space="0" w:color="D3D3D3"/>
-              <w:start w:val="single" w:space="0" w:color="D3D3D3"/>
-              <w:end w:val="single" w:space="0" w:color="D3D3D3"/>
-            </w:tcBorders>
-          </w:tcPr>
-          <w:p>
-            <w:pPr>
-              <w:spacing w:before="0" w:after="60"/>
-              <w:keepNext/>
-              <w:jc w:val="center"/>
-            </w:pPr>
-            <w:r>
-              <w:rPr>
-                <w:rFonts w:ascii="Calibri" w:hAnsi="Calibri"/>
-                <w:sz w:val="20"/>
-              </w:rPr>
-              <w:t xml:space="default">6.0 pp</w:t>
-            </w:r>
-          </w:p>
-        </w:tc>
-        <w:tc>
-          <w:tcPr>
-            <w:tcBorders>
-              <w:top w:val="single" w:space="0" w:color="D3D3D3"/>
-              <w:bottom w:val="single" w:space="0" w:color="D3D3D3"/>
-              <w:start w:val="single" w:space="0" w:color="D3D3D3"/>
-              <w:end w:val="single" w:space="0" w:color="D3D3D3"/>
-            </w:tcBorders>
-          </w:tcPr>
-          <w:p>
-            <w:pPr>
-              <w:spacing w:before="0" w:after="60"/>
-              <w:keepNext/>
-              <w:jc w:val="center"/>
-            </w:pPr>
-            <w:r>
-              <w:rPr>
-                <w:rFonts w:ascii="Calibri" w:hAnsi="Calibri"/>
-                <w:sz w:val="20"/>
-              </w:rPr>
-              <w:t xml:space="default">13.1%</w:t>
-            </w:r>
-          </w:p>
-        </w:tc>
-      </w:tr>
-      <w:tr>
-        <w:trPr>
-          <w:cantSplit/>
-        </w:trPr>
-        <w:tc>
-          <w:tcPr>
-            <w:tcBorders>
-              <w:top w:val="single" w:space="0" w:color="D3D3D3"/>
-              <w:bottom w:val="single" w:space="0" w:color="D3D3D3"/>
-              <w:start w:val="single" w:space="0" w:color="D3D3D3"/>
-              <w:end w:val="single" w:space="0" w:color="D3D3D3"/>
-            </w:tcBorders>
-          </w:tcPr>
-          <w:p>
-            <w:pPr>
-              <w:spacing w:before="0" w:after="60"/>
-              <w:keepNext/>
-              <w:jc w:val="center"/>
-            </w:pPr>
-            <w:r>
-              <w:rPr>
-                <w:rFonts w:ascii="Calibri" w:hAnsi="Calibri"/>
-                <w:sz w:val="20"/>
-              </w:rPr>
-              <w:t xml:space="default">Ukraine</w:t>
-            </w:r>
-          </w:p>
-        </w:tc>
-        <w:tc>
-          <w:tcPr>
-            <w:tcBorders>
-              <w:top w:val="single" w:space="0" w:color="D3D3D3"/>
-              <w:bottom w:val="single" w:space="0" w:color="D3D3D3"/>
-              <w:start w:val="single" w:space="0" w:color="D3D3D3"/>
-              <w:end w:val="single" w:space="0" w:color="D3D3D3"/>
-            </w:tcBorders>
-          </w:tcPr>
-          <w:p>
-            <w:pPr>
-              <w:spacing w:before="0" w:after="60"/>
-              <w:keepNext/>
-              <w:jc w:val="center"/>
-            </w:pPr>
-            <w:r>
-              <w:rPr>
-                <w:rFonts w:ascii="Calibri" w:hAnsi="Calibri"/>
-                <w:sz w:val="20"/>
-              </w:rPr>
-              <w:t xml:space="default">2020</w:t>
-            </w:r>
-          </w:p>
-        </w:tc>
-        <w:tc>
-          <w:tcPr>
-            <w:tcBorders>
-              <w:top w:val="single" w:space="0" w:color="D3D3D3"/>
-              <w:bottom w:val="single" w:space="0" w:color="D3D3D3"/>
-              <w:start w:val="single" w:space="0" w:color="D3D3D3"/>
-              <w:end w:val="single" w:space="0" w:color="D3D3D3"/>
-            </w:tcBorders>
-          </w:tcPr>
-          <w:p>
-            <w:pPr>
-              <w:spacing w:before="0" w:after="60"/>
-              <w:keepNext/>
-              <w:jc w:val="center"/>
-            </w:pPr>
-            <w:r>
-              <w:rPr>
-                <w:rFonts w:ascii="Calibri" w:hAnsi="Calibri"/>
-                <w:sz w:val="20"/>
-              </w:rPr>
-              <w:t xml:space="default">Within 10km of PAs</w:t>
-            </w:r>
-          </w:p>
-        </w:tc>
-        <w:tc>
-          <w:tcPr>
-            <w:tcBorders>
-              <w:top w:val="single" w:space="0" w:color="D3D3D3"/>
-              <w:bottom w:val="single" w:space="0" w:color="D3D3D3"/>
-              <w:start w:val="single" w:space="0" w:color="D3D3D3"/>
-              <w:end w:val="single" w:space="0" w:color="D3D3D3"/>
-            </w:tcBorders>
-          </w:tcPr>
-          <w:p>
-            <w:pPr>
-              <w:spacing w:before="0" w:after="60"/>
-              <w:keepNext/>
-              <w:jc w:val="center"/>
-            </w:pPr>
-            <w:r>
-              <w:rPr>
-                <w:rFonts w:ascii="Calibri" w:hAnsi="Calibri"/>
-                <w:sz w:val="20"/>
-              </w:rPr>
-              <w:t xml:space="default">40.7%</w:t>
-            </w:r>
-          </w:p>
-        </w:tc>
-        <w:tc>
-          <w:tcPr>
-            <w:tcBorders>
-              <w:top w:val="single" w:space="0" w:color="D3D3D3"/>
-              <w:bottom w:val="single" w:space="0" w:color="D3D3D3"/>
-              <w:start w:val="single" w:space="0" w:color="D3D3D3"/>
-              <w:end w:val="single" w:space="0" w:color="D3D3D3"/>
-            </w:tcBorders>
-          </w:tcPr>
-          <w:p>
-            <w:pPr>
-              <w:spacing w:before="0" w:after="60"/>
-              <w:keepNext/>
-              <w:jc w:val="center"/>
-            </w:pPr>
-            <w:r>
-              <w:rPr>
-                <w:rFonts w:ascii="Calibri" w:hAnsi="Calibri"/>
-                <w:sz w:val="20"/>
-              </w:rPr>
-              <w:t xml:space="default">46.6%</w:t>
-            </w:r>
-          </w:p>
-        </w:tc>
-        <w:tc>
-          <w:tcPr>
-            <w:tcBorders>
-              <w:top w:val="single" w:space="0" w:color="D3D3D3"/>
-              <w:bottom w:val="single" w:space="0" w:color="D3D3D3"/>
-              <w:start w:val="single" w:space="0" w:color="D3D3D3"/>
-              <w:end w:val="single" w:space="0" w:color="D3D3D3"/>
-            </w:tcBorders>
-          </w:tcPr>
-          <w:p>
-            <w:pPr>
-              <w:spacing w:before="0" w:after="60"/>
-              <w:keepNext/>
-              <w:jc w:val="center"/>
-            </w:pPr>
-            <w:r>
-              <w:rPr>
-                <w:rFonts w:ascii="Calibri" w:hAnsi="Calibri"/>
-                <w:sz w:val="20"/>
-              </w:rPr>
-              <w:t xml:space="default">5.9 pp</w:t>
-            </w:r>
-          </w:p>
-        </w:tc>
-        <w:tc>
-          <w:tcPr>
-            <w:tcBorders>
-              <w:top w:val="single" w:space="0" w:color="D3D3D3"/>
-              <w:bottom w:val="single" w:space="0" w:color="D3D3D3"/>
-              <w:start w:val="single" w:space="0" w:color="D3D3D3"/>
-              <w:end w:val="single" w:space="0" w:color="D3D3D3"/>
-            </w:tcBorders>
-          </w:tcPr>
-          <w:p>
-            <w:pPr>
-              <w:spacing w:before="0" w:after="60"/>
-              <w:keepNext/>
-              <w:jc w:val="center"/>
-            </w:pPr>
-            <w:r>
-              <w:rPr>
-                <w:rFonts w:ascii="Calibri" w:hAnsi="Calibri"/>
-                <w:sz w:val="20"/>
-              </w:rPr>
-              <w:t xml:space="default">12.6%</w:t>
-            </w:r>
-          </w:p>
-        </w:tc>
-      </w:tr>
-      <w:tr>
-        <w:trPr>
-          <w:cantSplit/>
-        </w:trPr>
-        <w:tc>
-          <w:tcPr>
-            <w:tcBorders>
-              <w:top w:val="single" w:space="0" w:color="D3D3D3"/>
-              <w:bottom w:val="single" w:space="0" w:color="D3D3D3"/>
-              <w:start w:val="single" w:space="0" w:color="D3D3D3"/>
-              <w:end w:val="single" w:space="0" w:color="D3D3D3"/>
-            </w:tcBorders>
-          </w:tcPr>
-          <w:p>
-            <w:pPr>
-              <w:spacing w:before="0" w:after="60"/>
-              <w:keepNext/>
-              <w:jc w:val="center"/>
-            </w:pPr>
-            <w:r>
-              <w:rPr>
-                <w:rFonts w:ascii="Calibri" w:hAnsi="Calibri"/>
-                <w:sz w:val="20"/>
-              </w:rPr>
-              <w:t xml:space="default">Nepal</w:t>
-            </w:r>
-          </w:p>
-        </w:tc>
-        <w:tc>
-          <w:tcPr>
-            <w:tcBorders>
-              <w:top w:val="single" w:space="0" w:color="D3D3D3"/>
-              <w:bottom w:val="single" w:space="0" w:color="D3D3D3"/>
-              <w:start w:val="single" w:space="0" w:color="D3D3D3"/>
-              <w:end w:val="single" w:space="0" w:color="D3D3D3"/>
-            </w:tcBorders>
-          </w:tcPr>
-          <w:p>
-            <w:pPr>
-              <w:spacing w:before="0" w:after="60"/>
-              <w:keepNext/>
-              <w:jc w:val="center"/>
-            </w:pPr>
-            <w:r>
-              <w:rPr>
-                <w:rFonts w:ascii="Calibri" w:hAnsi="Calibri"/>
-                <w:sz w:val="20"/>
-              </w:rPr>
-              <w:t xml:space="default">2020</w:t>
-            </w:r>
-          </w:p>
-        </w:tc>
-        <w:tc>
-          <w:tcPr>
-            <w:tcBorders>
-              <w:top w:val="single" w:space="0" w:color="D3D3D3"/>
-              <w:bottom w:val="single" w:space="0" w:color="D3D3D3"/>
-              <w:start w:val="single" w:space="0" w:color="D3D3D3"/>
-              <w:end w:val="single" w:space="0" w:color="D3D3D3"/>
-            </w:tcBorders>
-          </w:tcPr>
-          <w:p>
-            <w:pPr>
-              <w:spacing w:before="0" w:after="60"/>
-              <w:keepNext/>
-              <w:jc w:val="center"/>
-            </w:pPr>
-            <w:r>
-              <w:rPr>
-                <w:rFonts w:ascii="Calibri" w:hAnsi="Calibri"/>
-                <w:sz w:val="20"/>
-              </w:rPr>
-              <w:t xml:space="default">Within 10km of PAs</w:t>
-            </w:r>
-          </w:p>
-        </w:tc>
-        <w:tc>
-          <w:tcPr>
-            <w:tcBorders>
-              <w:top w:val="single" w:space="0" w:color="D3D3D3"/>
-              <w:bottom w:val="single" w:space="0" w:color="D3D3D3"/>
-              <w:start w:val="single" w:space="0" w:color="D3D3D3"/>
-              <w:end w:val="single" w:space="0" w:color="D3D3D3"/>
-            </w:tcBorders>
-          </w:tcPr>
-          <w:p>
-            <w:pPr>
-              <w:spacing w:before="0" w:after="60"/>
-              <w:keepNext/>
-              <w:jc w:val="center"/>
-            </w:pPr>
-            <w:r>
-              <w:rPr>
-                <w:rFonts w:ascii="Calibri" w:hAnsi="Calibri"/>
-                <w:sz w:val="20"/>
-              </w:rPr>
-              <w:t xml:space="default">40.9%</w:t>
-            </w:r>
-          </w:p>
-        </w:tc>
-        <w:tc>
-          <w:tcPr>
-            <w:tcBorders>
-              <w:top w:val="single" w:space="0" w:color="D3D3D3"/>
-              <w:bottom w:val="single" w:space="0" w:color="D3D3D3"/>
-              <w:start w:val="single" w:space="0" w:color="D3D3D3"/>
-              <w:end w:val="single" w:space="0" w:color="D3D3D3"/>
-            </w:tcBorders>
-          </w:tcPr>
-          <w:p>
-            <w:pPr>
-              <w:spacing w:before="0" w:after="60"/>
-              <w:keepNext/>
-              <w:jc w:val="center"/>
-            </w:pPr>
-            <w:r>
-              <w:rPr>
-                <w:rFonts w:ascii="Calibri" w:hAnsi="Calibri"/>
-                <w:sz w:val="20"/>
-              </w:rPr>
-              <w:t xml:space="default">35.2%</w:t>
-            </w:r>
-          </w:p>
-        </w:tc>
-        <w:tc>
-          <w:tcPr>
-            <w:tcBorders>
-              <w:top w:val="single" w:space="0" w:color="D3D3D3"/>
-              <w:bottom w:val="single" w:space="0" w:color="D3D3D3"/>
-              <w:start w:val="single" w:space="0" w:color="D3D3D3"/>
-              <w:end w:val="single" w:space="0" w:color="D3D3D3"/>
-            </w:tcBorders>
-          </w:tcPr>
-          <w:p>
-            <w:pPr>
-              <w:spacing w:before="0" w:after="60"/>
-              <w:keepNext/>
-              <w:jc w:val="center"/>
-            </w:pPr>
-            <w:r>
-              <w:rPr>
-                <w:rFonts w:ascii="Calibri" w:hAnsi="Calibri"/>
-                <w:sz w:val="20"/>
-              </w:rPr>
-              <w:t xml:space="default">5.7 pp</w:t>
-            </w:r>
-          </w:p>
-        </w:tc>
-        <w:tc>
-          <w:tcPr>
-            <w:tcBorders>
-              <w:top w:val="single" w:space="0" w:color="D3D3D3"/>
-              <w:bottom w:val="single" w:space="0" w:color="D3D3D3"/>
-              <w:start w:val="single" w:space="0" w:color="D3D3D3"/>
-              <w:end w:val="single" w:space="0" w:color="D3D3D3"/>
-            </w:tcBorders>
-          </w:tcPr>
-          <w:p>
-            <w:pPr>
-              <w:spacing w:before="0" w:after="60"/>
-              <w:keepNext/>
-              <w:jc w:val="center"/>
-            </w:pPr>
-            <w:r>
-              <w:rPr>
-                <w:rFonts w:ascii="Calibri" w:hAnsi="Calibri"/>
-                <w:sz w:val="20"/>
-              </w:rPr>
-              <w:t xml:space="default">16.1%</w:t>
             </w:r>
           </w:p>
         </w:tc>

--- a/results/table_s2.docx
+++ b/results/table_s2.docx
@@ -49,7 +49,7 @@
           <w:sz w:val="24"/>
           <w:color w:val="333333"/>
         </w:rPr>
-        <w:t xml:space="preserve">Table S2: Largest differences between GHSL and WorldPop estimates</w:t>
+        <w:t xml:space="default">Largest differences between GHSL and WorldPop estimates</w:t>
       </w:r>
     </w:p>
     <w:p>
@@ -61,12 +61,11 @@
       </w:pPr>
       <w:r>
         <w:rPr>
-          <w:i/>
           <w:rFonts w:ascii="Calibri" w:hAnsi="Calibri"/>
           <w:sz w:val="20"/>
           <w:color w:val="333333"/>
         </w:rPr>
-        <w:t xml:space="preserve">Absolute difference of more than 5 percentage points and relative difference of more than 10%</w:t>
+        <w:t xml:space="default">All PAs in 2020 (incl. unknown designation year). Absolute difference &gt; 5 pp and relative difference &gt; 10%</w:t>
       </w:r>
     </w:p>
     <w:tbl xmlns:w="http://schemas.openxmlformats.org/wordprocessingml/2006/main" xmlns:wp="http://schemas.openxmlformats.org/drawingml/2006/wordprocessingDrawing" xmlns:r="http://schemas.openxmlformats.org/officeDocument/2006/relationships" xmlns:w14="http://schemas.microsoft.com/office/word/2010/wordml">
@@ -98,7 +97,7 @@
             <w:pPr>
               <w:spacing w:before="0" w:after="60"/>
               <w:keepNext/>
-              <w:jc w:val="center"/>
+              <w:jc w:val="start"/>
             </w:pPr>
             <w:r>
               <w:rPr>
@@ -127,7 +126,7 @@
                 <w:rFonts w:ascii="Calibri" w:hAnsi="Calibri"/>
                 <w:sz w:val="20"/>
               </w:rPr>
-              <w:t xml:space="default">Year</w:t>
+              <w:t xml:space="default">Perimeter</w:t>
             </w:r>
           </w:p>
         </w:tc>
@@ -149,7 +148,7 @@
                 <w:rFonts w:ascii="Calibri" w:hAnsi="Calibri"/>
                 <w:sz w:val="20"/>
               </w:rPr>
-              <w:t xml:space="default">Area</w:t>
+              <w:t xml:space="default">GHSL (%)</w:t>
             </w:r>
           </w:p>
         </w:tc>
@@ -168,20 +167,10 @@
             </w:pPr>
             <w:r>
               <w:rPr>
-                <w:b w:val="true"/>
-                <w:rFonts w:ascii="Calibri" w:hAnsi="Calibri"/>
-                <w:sz w:val="20"/>
-              </w:rPr>
-              <w:t xml:space="preserve">WorldPop</w:t>
-            </w:r>
-            \line 
-            <w:r>
-              <w:rPr>
-                <w:b w:val="true"/>
-                <w:rFonts w:ascii="Calibri" w:hAnsi="Calibri"/>
-                <w:sz w:val="20"/>
-              </w:rPr>
-              <w:t xml:space="preserve">Estimate</w:t>
+                <w:rFonts w:ascii="Calibri" w:hAnsi="Calibri"/>
+                <w:sz w:val="20"/>
+              </w:rPr>
+              <w:t xml:space="default">WorldPop (%)</w:t>
             </w:r>
           </w:p>
         </w:tc>
@@ -200,20 +189,10 @@
             </w:pPr>
             <w:r>
               <w:rPr>
-                <w:b w:val="true"/>
-                <w:rFonts w:ascii="Calibri" w:hAnsi="Calibri"/>
-                <w:sz w:val="20"/>
-              </w:rPr>
-              <w:t xml:space="preserve">GHSL</w:t>
-            </w:r>
-            \line 
-            <w:r>
-              <w:rPr>
-                <w:b w:val="true"/>
-                <w:rFonts w:ascii="Calibri" w:hAnsi="Calibri"/>
-                <w:sz w:val="20"/>
-              </w:rPr>
-              <w:t xml:space="preserve">Estimate</w:t>
+                <w:rFonts w:ascii="Calibri" w:hAnsi="Calibri"/>
+                <w:sz w:val="20"/>
+              </w:rPr>
+              <w:t xml:space="default">Abs. diff. (pp)</w:t>
             </w:r>
           </w:p>
         </w:tc>
@@ -222,63 +201,1683 @@
             <w:tcBorders>
               <w:top w:val="single" w:sz="16" w:space="0" w:color="D3D3D3"/>
               <w:bottom w:val="single" w:sz="16" w:space="0" w:color="D3D3D3"/>
-            </w:tcBorders>
-          </w:tcPr>
-          <w:p>
-            <w:pPr>
-              <w:spacing w:before="0" w:after="60"/>
-              <w:keepNext/>
-              <w:jc w:val="center"/>
-            </w:pPr>
-            <w:r>
-              <w:rPr>
-                <w:b w:val="true"/>
-                <w:rFonts w:ascii="Calibri" w:hAnsi="Calibri"/>
-                <w:sz w:val="20"/>
-              </w:rPr>
-              <w:t xml:space="preserve">Absolute</w:t>
-            </w:r>
-            \line 
-            <w:r>
-              <w:rPr>
-                <w:b w:val="true"/>
-                <w:rFonts w:ascii="Calibri" w:hAnsi="Calibri"/>
-                <w:sz w:val="20"/>
-              </w:rPr>
-              <w:t xml:space="preserve">Difference</w:t>
-            </w:r>
-          </w:p>
-        </w:tc>
-        <w:tc>
-          <w:tcPr>
-            <w:tcBorders>
-              <w:top w:val="single" w:sz="16" w:space="0" w:color="D3D3D3"/>
-              <w:bottom w:val="single" w:sz="16" w:space="0" w:color="D3D3D3"/>
-              <w:end w:val="single" w:space="0" w:color="D3D3D3"/>
-            </w:tcBorders>
-          </w:tcPr>
-          <w:p>
-            <w:pPr>
-              <w:spacing w:before="0" w:after="60"/>
-              <w:keepNext/>
-              <w:jc w:val="center"/>
-            </w:pPr>
-            <w:r>
-              <w:rPr>
-                <w:b w:val="true"/>
-                <w:rFonts w:ascii="Calibri" w:hAnsi="Calibri"/>
-                <w:sz w:val="20"/>
-              </w:rPr>
-              <w:t xml:space="preserve">Relative</w:t>
-            </w:r>
-            \line 
-            <w:r>
-              <w:rPr>
-                <w:b w:val="true"/>
-                <w:rFonts w:ascii="Calibri" w:hAnsi="Calibri"/>
-                <w:sz w:val="20"/>
-              </w:rPr>
-              <w:t xml:space="preserve">Difference</w:t>
+              <w:end w:val="single" w:space="0" w:color="D3D3D3"/>
+            </w:tcBorders>
+          </w:tcPr>
+          <w:p>
+            <w:pPr>
+              <w:spacing w:before="0" w:after="60"/>
+              <w:keepNext/>
+              <w:jc w:val="center"/>
+            </w:pPr>
+            <w:r>
+              <w:rPr>
+                <w:rFonts w:ascii="Calibri" w:hAnsi="Calibri"/>
+                <w:sz w:val="20"/>
+              </w:rPr>
+              <w:t xml:space="default">Rel. diff.</w:t>
+            </w:r>
+          </w:p>
+        </w:tc>
+      </w:tr>
+      <w:tr>
+        <w:trPr>
+          <w:cantSplit/>
+        </w:trPr>
+        <w:tc>
+          <w:tcPr>
+            <w:tcBorders>
+              <w:top w:val="single" w:space="0" w:color="D3D3D3"/>
+              <w:bottom w:val="single" w:space="0" w:color="D3D3D3"/>
+              <w:start w:val="single" w:space="0" w:color="D3D3D3"/>
+              <w:end w:val="single" w:space="0" w:color="D3D3D3"/>
+            </w:tcBorders>
+          </w:tcPr>
+          <w:p>
+            <w:pPr>
+              <w:spacing w:before="0" w:after="60"/>
+              <w:keepNext/>
+              <w:jc w:val="start"/>
+            </w:pPr>
+            <w:r>
+              <w:rPr>
+                <w:rFonts w:ascii="Calibri" w:hAnsi="Calibri"/>
+                <w:sz w:val="20"/>
+              </w:rPr>
+              <w:t xml:space="default">Comoros</w:t>
+            </w:r>
+          </w:p>
+        </w:tc>
+        <w:tc>
+          <w:tcPr>
+            <w:tcBorders>
+              <w:top w:val="single" w:space="0" w:color="D3D3D3"/>
+              <w:bottom w:val="single" w:space="0" w:color="D3D3D3"/>
+              <w:start w:val="single" w:space="0" w:color="D3D3D3"/>
+              <w:end w:val="single" w:space="0" w:color="D3D3D3"/>
+            </w:tcBorders>
+          </w:tcPr>
+          <w:p>
+            <w:pPr>
+              <w:spacing w:before="0" w:after="60"/>
+              <w:keepNext/>
+              <w:jc w:val="center"/>
+            </w:pPr>
+            <w:r>
+              <w:rPr>
+                <w:rFonts w:ascii="Calibri" w:hAnsi="Calibri"/>
+                <w:sz w:val="20"/>
+              </w:rPr>
+              <w:t xml:space="default">Inside PAs</w:t>
+            </w:r>
+          </w:p>
+        </w:tc>
+        <w:tc>
+          <w:tcPr>
+            <w:tcBorders>
+              <w:top w:val="single" w:space="0" w:color="D3D3D3"/>
+              <w:bottom w:val="single" w:space="0" w:color="D3D3D3"/>
+              <w:start w:val="single" w:space="0" w:color="D3D3D3"/>
+              <w:end w:val="single" w:space="0" w:color="D3D3D3"/>
+            </w:tcBorders>
+          </w:tcPr>
+          <w:p>
+            <w:pPr>
+              <w:spacing w:before="0" w:after="60"/>
+              <w:keepNext/>
+              <w:jc w:val="center"/>
+            </w:pPr>
+            <w:r>
+              <w:rPr>
+                <w:rFonts w:ascii="Calibri" w:hAnsi="Calibri"/>
+                <w:sz w:val="20"/>
+              </w:rPr>
+              <w:t xml:space="default">11.2</w:t>
+            </w:r>
+          </w:p>
+        </w:tc>
+        <w:tc>
+          <w:tcPr>
+            <w:tcBorders>
+              <w:top w:val="single" w:space="0" w:color="D3D3D3"/>
+              <w:bottom w:val="single" w:space="0" w:color="D3D3D3"/>
+              <w:start w:val="single" w:space="0" w:color="D3D3D3"/>
+              <w:end w:val="single" w:space="0" w:color="D3D3D3"/>
+            </w:tcBorders>
+          </w:tcPr>
+          <w:p>
+            <w:pPr>
+              <w:spacing w:before="0" w:after="60"/>
+              <w:keepNext/>
+              <w:jc w:val="center"/>
+            </w:pPr>
+            <w:r>
+              <w:rPr>
+                <w:rFonts w:ascii="Calibri" w:hAnsi="Calibri"/>
+                <w:sz w:val="20"/>
+              </w:rPr>
+              <w:t xml:space="default">37.7</w:t>
+            </w:r>
+          </w:p>
+        </w:tc>
+        <w:tc>
+          <w:tcPr>
+            <w:tcBorders>
+              <w:top w:val="single" w:space="0" w:color="D3D3D3"/>
+              <w:bottom w:val="single" w:space="0" w:color="D3D3D3"/>
+              <w:start w:val="single" w:space="0" w:color="D3D3D3"/>
+              <w:end w:val="single" w:space="0" w:color="D3D3D3"/>
+            </w:tcBorders>
+          </w:tcPr>
+          <w:p>
+            <w:pPr>
+              <w:spacing w:before="0" w:after="60"/>
+              <w:keepNext/>
+              <w:jc w:val="center"/>
+            </w:pPr>
+            <w:r>
+              <w:rPr>
+                <w:rFonts w:ascii="Calibri" w:hAnsi="Calibri"/>
+                <w:sz w:val="20"/>
+              </w:rPr>
+              <w:t xml:space="default">26.4</w:t>
+            </w:r>
+          </w:p>
+        </w:tc>
+        <w:tc>
+          <w:tcPr>
+            <w:tcBorders>
+              <w:top w:val="single" w:space="0" w:color="D3D3D3"/>
+              <w:bottom w:val="single" w:space="0" w:color="D3D3D3"/>
+              <w:start w:val="single" w:space="0" w:color="D3D3D3"/>
+              <w:end w:val="single" w:space="0" w:color="D3D3D3"/>
+            </w:tcBorders>
+          </w:tcPr>
+          <w:p>
+            <w:pPr>
+              <w:spacing w:before="0" w:after="60"/>
+              <w:keepNext/>
+              <w:jc w:val="center"/>
+            </w:pPr>
+            <w:r>
+              <w:rPr>
+                <w:rFonts w:ascii="Calibri" w:hAnsi="Calibri"/>
+                <w:sz w:val="20"/>
+              </w:rPr>
+              <w:t xml:space="default">235%</w:t>
+            </w:r>
+          </w:p>
+        </w:tc>
+      </w:tr>
+      <w:tr>
+        <w:trPr>
+          <w:cantSplit/>
+        </w:trPr>
+        <w:tc>
+          <w:tcPr>
+            <w:tcBorders>
+              <w:top w:val="single" w:space="0" w:color="D3D3D3"/>
+              <w:bottom w:val="single" w:space="0" w:color="D3D3D3"/>
+              <w:start w:val="single" w:space="0" w:color="D3D3D3"/>
+              <w:end w:val="single" w:space="0" w:color="D3D3D3"/>
+            </w:tcBorders>
+          </w:tcPr>
+          <w:p>
+            <w:pPr>
+              <w:spacing w:before="0" w:after="60"/>
+              <w:keepNext/>
+              <w:jc w:val="start"/>
+            </w:pPr>
+            <w:r>
+              <w:rPr>
+                <w:rFonts w:ascii="Calibri" w:hAnsi="Calibri"/>
+                <w:sz w:val="20"/>
+              </w:rPr>
+              <w:t xml:space="default">Moldova</w:t>
+            </w:r>
+          </w:p>
+        </w:tc>
+        <w:tc>
+          <w:tcPr>
+            <w:tcBorders>
+              <w:top w:val="single" w:space="0" w:color="D3D3D3"/>
+              <w:bottom w:val="single" w:space="0" w:color="D3D3D3"/>
+              <w:start w:val="single" w:space="0" w:color="D3D3D3"/>
+              <w:end w:val="single" w:space="0" w:color="D3D3D3"/>
+            </w:tcBorders>
+          </w:tcPr>
+          <w:p>
+            <w:pPr>
+              <w:spacing w:before="0" w:after="60"/>
+              <w:keepNext/>
+              <w:jc w:val="center"/>
+            </w:pPr>
+            <w:r>
+              <w:rPr>
+                <w:rFonts w:ascii="Calibri" w:hAnsi="Calibri"/>
+                <w:sz w:val="20"/>
+              </w:rPr>
+              <w:t xml:space="default">Inside or within 10 km</w:t>
+            </w:r>
+          </w:p>
+        </w:tc>
+        <w:tc>
+          <w:tcPr>
+            <w:tcBorders>
+              <w:top w:val="single" w:space="0" w:color="D3D3D3"/>
+              <w:bottom w:val="single" w:space="0" w:color="D3D3D3"/>
+              <w:start w:val="single" w:space="0" w:color="D3D3D3"/>
+              <w:end w:val="single" w:space="0" w:color="D3D3D3"/>
+            </w:tcBorders>
+          </w:tcPr>
+          <w:p>
+            <w:pPr>
+              <w:spacing w:before="0" w:after="60"/>
+              <w:keepNext/>
+              <w:jc w:val="center"/>
+            </w:pPr>
+            <w:r>
+              <w:rPr>
+                <w:rFonts w:ascii="Calibri" w:hAnsi="Calibri"/>
+                <w:sz w:val="20"/>
+              </w:rPr>
+              <w:t xml:space="default">102.2</w:t>
+            </w:r>
+          </w:p>
+        </w:tc>
+        <w:tc>
+          <w:tcPr>
+            <w:tcBorders>
+              <w:top w:val="single" w:space="0" w:color="D3D3D3"/>
+              <w:bottom w:val="single" w:space="0" w:color="D3D3D3"/>
+              <w:start w:val="single" w:space="0" w:color="D3D3D3"/>
+              <w:end w:val="single" w:space="0" w:color="D3D3D3"/>
+            </w:tcBorders>
+          </w:tcPr>
+          <w:p>
+            <w:pPr>
+              <w:spacing w:before="0" w:after="60"/>
+              <w:keepNext/>
+              <w:jc w:val="center"/>
+            </w:pPr>
+            <w:r>
+              <w:rPr>
+                <w:rFonts w:ascii="Calibri" w:hAnsi="Calibri"/>
+                <w:sz w:val="20"/>
+              </w:rPr>
+              <w:t xml:space="default">88.9</w:t>
+            </w:r>
+          </w:p>
+        </w:tc>
+        <w:tc>
+          <w:tcPr>
+            <w:tcBorders>
+              <w:top w:val="single" w:space="0" w:color="D3D3D3"/>
+              <w:bottom w:val="single" w:space="0" w:color="D3D3D3"/>
+              <w:start w:val="single" w:space="0" w:color="D3D3D3"/>
+              <w:end w:val="single" w:space="0" w:color="D3D3D3"/>
+            </w:tcBorders>
+          </w:tcPr>
+          <w:p>
+            <w:pPr>
+              <w:spacing w:before="0" w:after="60"/>
+              <w:keepNext/>
+              <w:jc w:val="center"/>
+            </w:pPr>
+            <w:r>
+              <w:rPr>
+                <w:rFonts w:ascii="Calibri" w:hAnsi="Calibri"/>
+                <w:sz w:val="20"/>
+              </w:rPr>
+              <w:t xml:space="default">13.2</w:t>
+            </w:r>
+          </w:p>
+        </w:tc>
+        <w:tc>
+          <w:tcPr>
+            <w:tcBorders>
+              <w:top w:val="single" w:space="0" w:color="D3D3D3"/>
+              <w:bottom w:val="single" w:space="0" w:color="D3D3D3"/>
+              <w:start w:val="single" w:space="0" w:color="D3D3D3"/>
+              <w:end w:val="single" w:space="0" w:color="D3D3D3"/>
+            </w:tcBorders>
+          </w:tcPr>
+          <w:p>
+            <w:pPr>
+              <w:spacing w:before="0" w:after="60"/>
+              <w:keepNext/>
+              <w:jc w:val="center"/>
+            </w:pPr>
+            <w:r>
+              <w:rPr>
+                <w:rFonts w:ascii="Calibri" w:hAnsi="Calibri"/>
+                <w:sz w:val="20"/>
+              </w:rPr>
+              <w:t xml:space="default">13%</w:t>
+            </w:r>
+          </w:p>
+        </w:tc>
+      </w:tr>
+      <w:tr>
+        <w:trPr>
+          <w:cantSplit/>
+        </w:trPr>
+        <w:tc>
+          <w:tcPr>
+            <w:tcBorders>
+              <w:top w:val="single" w:space="0" w:color="D3D3D3"/>
+              <w:bottom w:val="single" w:space="0" w:color="D3D3D3"/>
+              <w:start w:val="single" w:space="0" w:color="D3D3D3"/>
+              <w:end w:val="single" w:space="0" w:color="D3D3D3"/>
+            </w:tcBorders>
+          </w:tcPr>
+          <w:p>
+            <w:pPr>
+              <w:spacing w:before="0" w:after="60"/>
+              <w:keepNext/>
+              <w:jc w:val="start"/>
+            </w:pPr>
+            <w:r>
+              <w:rPr>
+                <w:rFonts w:ascii="Calibri" w:hAnsi="Calibri"/>
+                <w:sz w:val="20"/>
+              </w:rPr>
+              <w:t xml:space="default">Congo, Rep.</w:t>
+            </w:r>
+          </w:p>
+        </w:tc>
+        <w:tc>
+          <w:tcPr>
+            <w:tcBorders>
+              <w:top w:val="single" w:space="0" w:color="D3D3D3"/>
+              <w:bottom w:val="single" w:space="0" w:color="D3D3D3"/>
+              <w:start w:val="single" w:space="0" w:color="D3D3D3"/>
+              <w:end w:val="single" w:space="0" w:color="D3D3D3"/>
+            </w:tcBorders>
+          </w:tcPr>
+          <w:p>
+            <w:pPr>
+              <w:spacing w:before="0" w:after="60"/>
+              <w:keepNext/>
+              <w:jc w:val="center"/>
+            </w:pPr>
+            <w:r>
+              <w:rPr>
+                <w:rFonts w:ascii="Calibri" w:hAnsi="Calibri"/>
+                <w:sz w:val="20"/>
+              </w:rPr>
+              <w:t xml:space="default">Inside PAs</w:t>
+            </w:r>
+          </w:p>
+        </w:tc>
+        <w:tc>
+          <w:tcPr>
+            <w:tcBorders>
+              <w:top w:val="single" w:space="0" w:color="D3D3D3"/>
+              <w:bottom w:val="single" w:space="0" w:color="D3D3D3"/>
+              <w:start w:val="single" w:space="0" w:color="D3D3D3"/>
+              <w:end w:val="single" w:space="0" w:color="D3D3D3"/>
+            </w:tcBorders>
+          </w:tcPr>
+          <w:p>
+            <w:pPr>
+              <w:spacing w:before="0" w:after="60"/>
+              <w:keepNext/>
+              <w:jc w:val="center"/>
+            </w:pPr>
+            <w:r>
+              <w:rPr>
+                <w:rFonts w:ascii="Calibri" w:hAnsi="Calibri"/>
+                <w:sz w:val="20"/>
+              </w:rPr>
+              <w:t xml:space="default">12.0</w:t>
+            </w:r>
+          </w:p>
+        </w:tc>
+        <w:tc>
+          <w:tcPr>
+            <w:tcBorders>
+              <w:top w:val="single" w:space="0" w:color="D3D3D3"/>
+              <w:bottom w:val="single" w:space="0" w:color="D3D3D3"/>
+              <w:start w:val="single" w:space="0" w:color="D3D3D3"/>
+              <w:end w:val="single" w:space="0" w:color="D3D3D3"/>
+            </w:tcBorders>
+          </w:tcPr>
+          <w:p>
+            <w:pPr>
+              <w:spacing w:before="0" w:after="60"/>
+              <w:keepNext/>
+              <w:jc w:val="center"/>
+            </w:pPr>
+            <w:r>
+              <w:rPr>
+                <w:rFonts w:ascii="Calibri" w:hAnsi="Calibri"/>
+                <w:sz w:val="20"/>
+              </w:rPr>
+              <w:t xml:space="default">24.1</w:t>
+            </w:r>
+          </w:p>
+        </w:tc>
+        <w:tc>
+          <w:tcPr>
+            <w:tcBorders>
+              <w:top w:val="single" w:space="0" w:color="D3D3D3"/>
+              <w:bottom w:val="single" w:space="0" w:color="D3D3D3"/>
+              <w:start w:val="single" w:space="0" w:color="D3D3D3"/>
+              <w:end w:val="single" w:space="0" w:color="D3D3D3"/>
+            </w:tcBorders>
+          </w:tcPr>
+          <w:p>
+            <w:pPr>
+              <w:spacing w:before="0" w:after="60"/>
+              <w:keepNext/>
+              <w:jc w:val="center"/>
+            </w:pPr>
+            <w:r>
+              <w:rPr>
+                <w:rFonts w:ascii="Calibri" w:hAnsi="Calibri"/>
+                <w:sz w:val="20"/>
+              </w:rPr>
+              <w:t xml:space="default">12.0</w:t>
+            </w:r>
+          </w:p>
+        </w:tc>
+        <w:tc>
+          <w:tcPr>
+            <w:tcBorders>
+              <w:top w:val="single" w:space="0" w:color="D3D3D3"/>
+              <w:bottom w:val="single" w:space="0" w:color="D3D3D3"/>
+              <w:start w:val="single" w:space="0" w:color="D3D3D3"/>
+              <w:end w:val="single" w:space="0" w:color="D3D3D3"/>
+            </w:tcBorders>
+          </w:tcPr>
+          <w:p>
+            <w:pPr>
+              <w:spacing w:before="0" w:after="60"/>
+              <w:keepNext/>
+              <w:jc w:val="center"/>
+            </w:pPr>
+            <w:r>
+              <w:rPr>
+                <w:rFonts w:ascii="Calibri" w:hAnsi="Calibri"/>
+                <w:sz w:val="20"/>
+              </w:rPr>
+              <w:t xml:space="default">100%</w:t>
+            </w:r>
+          </w:p>
+        </w:tc>
+      </w:tr>
+      <w:tr>
+        <w:trPr>
+          <w:cantSplit/>
+        </w:trPr>
+        <w:tc>
+          <w:tcPr>
+            <w:tcBorders>
+              <w:top w:val="single" w:space="0" w:color="D3D3D3"/>
+              <w:bottom w:val="single" w:space="0" w:color="D3D3D3"/>
+              <w:start w:val="single" w:space="0" w:color="D3D3D3"/>
+              <w:end w:val="single" w:space="0" w:color="D3D3D3"/>
+            </w:tcBorders>
+          </w:tcPr>
+          <w:p>
+            <w:pPr>
+              <w:spacing w:before="0" w:after="60"/>
+              <w:keepNext/>
+              <w:jc w:val="start"/>
+            </w:pPr>
+            <w:r>
+              <w:rPr>
+                <w:rFonts w:ascii="Calibri" w:hAnsi="Calibri"/>
+                <w:sz w:val="20"/>
+              </w:rPr>
+              <w:t xml:space="default">São Tomé and Príncipe</w:t>
+            </w:r>
+          </w:p>
+        </w:tc>
+        <w:tc>
+          <w:tcPr>
+            <w:tcBorders>
+              <w:top w:val="single" w:space="0" w:color="D3D3D3"/>
+              <w:bottom w:val="single" w:space="0" w:color="D3D3D3"/>
+              <w:start w:val="single" w:space="0" w:color="D3D3D3"/>
+              <w:end w:val="single" w:space="0" w:color="D3D3D3"/>
+            </w:tcBorders>
+          </w:tcPr>
+          <w:p>
+            <w:pPr>
+              <w:spacing w:before="0" w:after="60"/>
+              <w:keepNext/>
+              <w:jc w:val="center"/>
+            </w:pPr>
+            <w:r>
+              <w:rPr>
+                <w:rFonts w:ascii="Calibri" w:hAnsi="Calibri"/>
+                <w:sz w:val="20"/>
+              </w:rPr>
+              <w:t xml:space="default">Inside or within 10 km</w:t>
+            </w:r>
+          </w:p>
+        </w:tc>
+        <w:tc>
+          <w:tcPr>
+            <w:tcBorders>
+              <w:top w:val="single" w:space="0" w:color="D3D3D3"/>
+              <w:bottom w:val="single" w:space="0" w:color="D3D3D3"/>
+              <w:start w:val="single" w:space="0" w:color="D3D3D3"/>
+              <w:end w:val="single" w:space="0" w:color="D3D3D3"/>
+            </w:tcBorders>
+          </w:tcPr>
+          <w:p>
+            <w:pPr>
+              <w:spacing w:before="0" w:after="60"/>
+              <w:keepNext/>
+              <w:jc w:val="center"/>
+            </w:pPr>
+            <w:r>
+              <w:rPr>
+                <w:rFonts w:ascii="Calibri" w:hAnsi="Calibri"/>
+                <w:sz w:val="20"/>
+              </w:rPr>
+              <w:t xml:space="default">47.6</w:t>
+            </w:r>
+          </w:p>
+        </w:tc>
+        <w:tc>
+          <w:tcPr>
+            <w:tcBorders>
+              <w:top w:val="single" w:space="0" w:color="D3D3D3"/>
+              <w:bottom w:val="single" w:space="0" w:color="D3D3D3"/>
+              <w:start w:val="single" w:space="0" w:color="D3D3D3"/>
+              <w:end w:val="single" w:space="0" w:color="D3D3D3"/>
+            </w:tcBorders>
+          </w:tcPr>
+          <w:p>
+            <w:pPr>
+              <w:spacing w:before="0" w:after="60"/>
+              <w:keepNext/>
+              <w:jc w:val="center"/>
+            </w:pPr>
+            <w:r>
+              <w:rPr>
+                <w:rFonts w:ascii="Calibri" w:hAnsi="Calibri"/>
+                <w:sz w:val="20"/>
+              </w:rPr>
+              <w:t xml:space="default">58.1</w:t>
+            </w:r>
+          </w:p>
+        </w:tc>
+        <w:tc>
+          <w:tcPr>
+            <w:tcBorders>
+              <w:top w:val="single" w:space="0" w:color="D3D3D3"/>
+              <w:bottom w:val="single" w:space="0" w:color="D3D3D3"/>
+              <w:start w:val="single" w:space="0" w:color="D3D3D3"/>
+              <w:end w:val="single" w:space="0" w:color="D3D3D3"/>
+            </w:tcBorders>
+          </w:tcPr>
+          <w:p>
+            <w:pPr>
+              <w:spacing w:before="0" w:after="60"/>
+              <w:keepNext/>
+              <w:jc w:val="center"/>
+            </w:pPr>
+            <w:r>
+              <w:rPr>
+                <w:rFonts w:ascii="Calibri" w:hAnsi="Calibri"/>
+                <w:sz w:val="20"/>
+              </w:rPr>
+              <w:t xml:space="default">10.5</w:t>
+            </w:r>
+          </w:p>
+        </w:tc>
+        <w:tc>
+          <w:tcPr>
+            <w:tcBorders>
+              <w:top w:val="single" w:space="0" w:color="D3D3D3"/>
+              <w:bottom w:val="single" w:space="0" w:color="D3D3D3"/>
+              <w:start w:val="single" w:space="0" w:color="D3D3D3"/>
+              <w:end w:val="single" w:space="0" w:color="D3D3D3"/>
+            </w:tcBorders>
+          </w:tcPr>
+          <w:p>
+            <w:pPr>
+              <w:spacing w:before="0" w:after="60"/>
+              <w:keepNext/>
+              <w:jc w:val="center"/>
+            </w:pPr>
+            <w:r>
+              <w:rPr>
+                <w:rFonts w:ascii="Calibri" w:hAnsi="Calibri"/>
+                <w:sz w:val="20"/>
+              </w:rPr>
+              <w:t xml:space="default">22%</w:t>
+            </w:r>
+          </w:p>
+        </w:tc>
+      </w:tr>
+      <w:tr>
+        <w:trPr>
+          <w:cantSplit/>
+        </w:trPr>
+        <w:tc>
+          <w:tcPr>
+            <w:tcBorders>
+              <w:top w:val="single" w:space="0" w:color="D3D3D3"/>
+              <w:bottom w:val="single" w:space="0" w:color="D3D3D3"/>
+              <w:start w:val="single" w:space="0" w:color="D3D3D3"/>
+              <w:end w:val="single" w:space="0" w:color="D3D3D3"/>
+            </w:tcBorders>
+          </w:tcPr>
+          <w:p>
+            <w:pPr>
+              <w:spacing w:before="0" w:after="60"/>
+              <w:keepNext/>
+              <w:jc w:val="start"/>
+            </w:pPr>
+            <w:r>
+              <w:rPr>
+                <w:rFonts w:ascii="Calibri" w:hAnsi="Calibri"/>
+                <w:sz w:val="20"/>
+              </w:rPr>
+              <w:t xml:space="default">Djibouti</w:t>
+            </w:r>
+          </w:p>
+        </w:tc>
+        <w:tc>
+          <w:tcPr>
+            <w:tcBorders>
+              <w:top w:val="single" w:space="0" w:color="D3D3D3"/>
+              <w:bottom w:val="single" w:space="0" w:color="D3D3D3"/>
+              <w:start w:val="single" w:space="0" w:color="D3D3D3"/>
+              <w:end w:val="single" w:space="0" w:color="D3D3D3"/>
+            </w:tcBorders>
+          </w:tcPr>
+          <w:p>
+            <w:pPr>
+              <w:spacing w:before="0" w:after="60"/>
+              <w:keepNext/>
+              <w:jc w:val="center"/>
+            </w:pPr>
+            <w:r>
+              <w:rPr>
+                <w:rFonts w:ascii="Calibri" w:hAnsi="Calibri"/>
+                <w:sz w:val="20"/>
+              </w:rPr>
+              <w:t xml:space="default">Inside or within 10 km</w:t>
+            </w:r>
+          </w:p>
+        </w:tc>
+        <w:tc>
+          <w:tcPr>
+            <w:tcBorders>
+              <w:top w:val="single" w:space="0" w:color="D3D3D3"/>
+              <w:bottom w:val="single" w:space="0" w:color="D3D3D3"/>
+              <w:start w:val="single" w:space="0" w:color="D3D3D3"/>
+              <w:end w:val="single" w:space="0" w:color="D3D3D3"/>
+            </w:tcBorders>
+          </w:tcPr>
+          <w:p>
+            <w:pPr>
+              <w:spacing w:before="0" w:after="60"/>
+              <w:keepNext/>
+              <w:jc w:val="center"/>
+            </w:pPr>
+            <w:r>
+              <w:rPr>
+                <w:rFonts w:ascii="Calibri" w:hAnsi="Calibri"/>
+                <w:sz w:val="20"/>
+              </w:rPr>
+              <w:t xml:space="default">3.3</w:t>
+            </w:r>
+          </w:p>
+        </w:tc>
+        <w:tc>
+          <w:tcPr>
+            <w:tcBorders>
+              <w:top w:val="single" w:space="0" w:color="D3D3D3"/>
+              <w:bottom w:val="single" w:space="0" w:color="D3D3D3"/>
+              <w:start w:val="single" w:space="0" w:color="D3D3D3"/>
+              <w:end w:val="single" w:space="0" w:color="D3D3D3"/>
+            </w:tcBorders>
+          </w:tcPr>
+          <w:p>
+            <w:pPr>
+              <w:spacing w:before="0" w:after="60"/>
+              <w:keepNext/>
+              <w:jc w:val="center"/>
+            </w:pPr>
+            <w:r>
+              <w:rPr>
+                <w:rFonts w:ascii="Calibri" w:hAnsi="Calibri"/>
+                <w:sz w:val="20"/>
+              </w:rPr>
+              <w:t xml:space="default">12.6</w:t>
+            </w:r>
+          </w:p>
+        </w:tc>
+        <w:tc>
+          <w:tcPr>
+            <w:tcBorders>
+              <w:top w:val="single" w:space="0" w:color="D3D3D3"/>
+              <w:bottom w:val="single" w:space="0" w:color="D3D3D3"/>
+              <w:start w:val="single" w:space="0" w:color="D3D3D3"/>
+              <w:end w:val="single" w:space="0" w:color="D3D3D3"/>
+            </w:tcBorders>
+          </w:tcPr>
+          <w:p>
+            <w:pPr>
+              <w:spacing w:before="0" w:after="60"/>
+              <w:keepNext/>
+              <w:jc w:val="center"/>
+            </w:pPr>
+            <w:r>
+              <w:rPr>
+                <w:rFonts w:ascii="Calibri" w:hAnsi="Calibri"/>
+                <w:sz w:val="20"/>
+              </w:rPr>
+              <w:t xml:space="default">9.3</w:t>
+            </w:r>
+          </w:p>
+        </w:tc>
+        <w:tc>
+          <w:tcPr>
+            <w:tcBorders>
+              <w:top w:val="single" w:space="0" w:color="D3D3D3"/>
+              <w:bottom w:val="single" w:space="0" w:color="D3D3D3"/>
+              <w:start w:val="single" w:space="0" w:color="D3D3D3"/>
+              <w:end w:val="single" w:space="0" w:color="D3D3D3"/>
+            </w:tcBorders>
+          </w:tcPr>
+          <w:p>
+            <w:pPr>
+              <w:spacing w:before="0" w:after="60"/>
+              <w:keepNext/>
+              <w:jc w:val="center"/>
+            </w:pPr>
+            <w:r>
+              <w:rPr>
+                <w:rFonts w:ascii="Calibri" w:hAnsi="Calibri"/>
+                <w:sz w:val="20"/>
+              </w:rPr>
+              <w:t xml:space="default">279%</w:t>
+            </w:r>
+          </w:p>
+        </w:tc>
+      </w:tr>
+      <w:tr>
+        <w:trPr>
+          <w:cantSplit/>
+        </w:trPr>
+        <w:tc>
+          <w:tcPr>
+            <w:tcBorders>
+              <w:top w:val="single" w:space="0" w:color="D3D3D3"/>
+              <w:bottom w:val="single" w:space="0" w:color="D3D3D3"/>
+              <w:start w:val="single" w:space="0" w:color="D3D3D3"/>
+              <w:end w:val="single" w:space="0" w:color="D3D3D3"/>
+            </w:tcBorders>
+          </w:tcPr>
+          <w:p>
+            <w:pPr>
+              <w:spacing w:before="0" w:after="60"/>
+              <w:keepNext/>
+              <w:jc w:val="start"/>
+            </w:pPr>
+            <w:r>
+              <w:rPr>
+                <w:rFonts w:ascii="Calibri" w:hAnsi="Calibri"/>
+                <w:sz w:val="20"/>
+              </w:rPr>
+              <w:t xml:space="default">São Tomé and Príncipe</w:t>
+            </w:r>
+          </w:p>
+        </w:tc>
+        <w:tc>
+          <w:tcPr>
+            <w:tcBorders>
+              <w:top w:val="single" w:space="0" w:color="D3D3D3"/>
+              <w:bottom w:val="single" w:space="0" w:color="D3D3D3"/>
+              <w:start w:val="single" w:space="0" w:color="D3D3D3"/>
+              <w:end w:val="single" w:space="0" w:color="D3D3D3"/>
+            </w:tcBorders>
+          </w:tcPr>
+          <w:p>
+            <w:pPr>
+              <w:spacing w:before="0" w:after="60"/>
+              <w:keepNext/>
+              <w:jc w:val="center"/>
+            </w:pPr>
+            <w:r>
+              <w:rPr>
+                <w:rFonts w:ascii="Calibri" w:hAnsi="Calibri"/>
+                <w:sz w:val="20"/>
+              </w:rPr>
+              <w:t xml:space="default">Inside PAs</w:t>
+            </w:r>
+          </w:p>
+        </w:tc>
+        <w:tc>
+          <w:tcPr>
+            <w:tcBorders>
+              <w:top w:val="single" w:space="0" w:color="D3D3D3"/>
+              <w:bottom w:val="single" w:space="0" w:color="D3D3D3"/>
+              <w:start w:val="single" w:space="0" w:color="D3D3D3"/>
+              <w:end w:val="single" w:space="0" w:color="D3D3D3"/>
+            </w:tcBorders>
+          </w:tcPr>
+          <w:p>
+            <w:pPr>
+              <w:spacing w:before="0" w:after="60"/>
+              <w:keepNext/>
+              <w:jc w:val="center"/>
+            </w:pPr>
+            <w:r>
+              <w:rPr>
+                <w:rFonts w:ascii="Calibri" w:hAnsi="Calibri"/>
+                <w:sz w:val="20"/>
+              </w:rPr>
+              <w:t xml:space="default">0.0</w:t>
+            </w:r>
+          </w:p>
+        </w:tc>
+        <w:tc>
+          <w:tcPr>
+            <w:tcBorders>
+              <w:top w:val="single" w:space="0" w:color="D3D3D3"/>
+              <w:bottom w:val="single" w:space="0" w:color="D3D3D3"/>
+              <w:start w:val="single" w:space="0" w:color="D3D3D3"/>
+              <w:end w:val="single" w:space="0" w:color="D3D3D3"/>
+            </w:tcBorders>
+          </w:tcPr>
+          <w:p>
+            <w:pPr>
+              <w:spacing w:before="0" w:after="60"/>
+              <w:keepNext/>
+              <w:jc w:val="center"/>
+            </w:pPr>
+            <w:r>
+              <w:rPr>
+                <w:rFonts w:ascii="Calibri" w:hAnsi="Calibri"/>
+                <w:sz w:val="20"/>
+              </w:rPr>
+              <w:t xml:space="default">8.8</w:t>
+            </w:r>
+          </w:p>
+        </w:tc>
+        <w:tc>
+          <w:tcPr>
+            <w:tcBorders>
+              <w:top w:val="single" w:space="0" w:color="D3D3D3"/>
+              <w:bottom w:val="single" w:space="0" w:color="D3D3D3"/>
+              <w:start w:val="single" w:space="0" w:color="D3D3D3"/>
+              <w:end w:val="single" w:space="0" w:color="D3D3D3"/>
+            </w:tcBorders>
+          </w:tcPr>
+          <w:p>
+            <w:pPr>
+              <w:spacing w:before="0" w:after="60"/>
+              <w:keepNext/>
+              <w:jc w:val="center"/>
+            </w:pPr>
+            <w:r>
+              <w:rPr>
+                <w:rFonts w:ascii="Calibri" w:hAnsi="Calibri"/>
+                <w:sz w:val="20"/>
+              </w:rPr>
+              <w:t xml:space="default">8.8</w:t>
+            </w:r>
+          </w:p>
+        </w:tc>
+        <w:tc>
+          <w:tcPr>
+            <w:tcBorders>
+              <w:top w:val="single" w:space="0" w:color="D3D3D3"/>
+              <w:bottom w:val="single" w:space="0" w:color="D3D3D3"/>
+              <w:start w:val="single" w:space="0" w:color="D3D3D3"/>
+              <w:end w:val="single" w:space="0" w:color="D3D3D3"/>
+            </w:tcBorders>
+          </w:tcPr>
+          <w:p>
+            <w:pPr>
+              <w:spacing w:before="0" w:after="60"/>
+              <w:keepNext/>
+              <w:jc w:val="center"/>
+            </w:pPr>
+            <w:r>
+              <w:rPr>
+                <w:rFonts w:ascii="Calibri" w:hAnsi="Calibri"/>
+                <w:sz w:val="20"/>
+              </w:rPr>
+              <w:t xml:space="default">18,566%</w:t>
+            </w:r>
+          </w:p>
+        </w:tc>
+      </w:tr>
+      <w:tr>
+        <w:trPr>
+          <w:cantSplit/>
+        </w:trPr>
+        <w:tc>
+          <w:tcPr>
+            <w:tcBorders>
+              <w:top w:val="single" w:space="0" w:color="D3D3D3"/>
+              <w:bottom w:val="single" w:space="0" w:color="D3D3D3"/>
+              <w:start w:val="single" w:space="0" w:color="D3D3D3"/>
+              <w:end w:val="single" w:space="0" w:color="D3D3D3"/>
+            </w:tcBorders>
+          </w:tcPr>
+          <w:p>
+            <w:pPr>
+              <w:spacing w:before="0" w:after="60"/>
+              <w:keepNext/>
+              <w:jc w:val="start"/>
+            </w:pPr>
+            <w:r>
+              <w:rPr>
+                <w:rFonts w:ascii="Calibri" w:hAnsi="Calibri"/>
+                <w:sz w:val="20"/>
+              </w:rPr>
+              <w:t xml:space="default">Guinea-Bissau</w:t>
+            </w:r>
+          </w:p>
+        </w:tc>
+        <w:tc>
+          <w:tcPr>
+            <w:tcBorders>
+              <w:top w:val="single" w:space="0" w:color="D3D3D3"/>
+              <w:bottom w:val="single" w:space="0" w:color="D3D3D3"/>
+              <w:start w:val="single" w:space="0" w:color="D3D3D3"/>
+              <w:end w:val="single" w:space="0" w:color="D3D3D3"/>
+            </w:tcBorders>
+          </w:tcPr>
+          <w:p>
+            <w:pPr>
+              <w:spacing w:before="0" w:after="60"/>
+              <w:keepNext/>
+              <w:jc w:val="center"/>
+            </w:pPr>
+            <w:r>
+              <w:rPr>
+                <w:rFonts w:ascii="Calibri" w:hAnsi="Calibri"/>
+                <w:sz w:val="20"/>
+              </w:rPr>
+              <w:t xml:space="default">Inside or within 10 km</w:t>
+            </w:r>
+          </w:p>
+        </w:tc>
+        <w:tc>
+          <w:tcPr>
+            <w:tcBorders>
+              <w:top w:val="single" w:space="0" w:color="D3D3D3"/>
+              <w:bottom w:val="single" w:space="0" w:color="D3D3D3"/>
+              <w:start w:val="single" w:space="0" w:color="D3D3D3"/>
+              <w:end w:val="single" w:space="0" w:color="D3D3D3"/>
+            </w:tcBorders>
+          </w:tcPr>
+          <w:p>
+            <w:pPr>
+              <w:spacing w:before="0" w:after="60"/>
+              <w:keepNext/>
+              <w:jc w:val="center"/>
+            </w:pPr>
+            <w:r>
+              <w:rPr>
+                <w:rFonts w:ascii="Calibri" w:hAnsi="Calibri"/>
+                <w:sz w:val="20"/>
+              </w:rPr>
+              <w:t xml:space="default">28.7</w:t>
+            </w:r>
+          </w:p>
+        </w:tc>
+        <w:tc>
+          <w:tcPr>
+            <w:tcBorders>
+              <w:top w:val="single" w:space="0" w:color="D3D3D3"/>
+              <w:bottom w:val="single" w:space="0" w:color="D3D3D3"/>
+              <w:start w:val="single" w:space="0" w:color="D3D3D3"/>
+              <w:end w:val="single" w:space="0" w:color="D3D3D3"/>
+            </w:tcBorders>
+          </w:tcPr>
+          <w:p>
+            <w:pPr>
+              <w:spacing w:before="0" w:after="60"/>
+              <w:keepNext/>
+              <w:jc w:val="center"/>
+            </w:pPr>
+            <w:r>
+              <w:rPr>
+                <w:rFonts w:ascii="Calibri" w:hAnsi="Calibri"/>
+                <w:sz w:val="20"/>
+              </w:rPr>
+              <w:t xml:space="default">35.1</w:t>
+            </w:r>
+          </w:p>
+        </w:tc>
+        <w:tc>
+          <w:tcPr>
+            <w:tcBorders>
+              <w:top w:val="single" w:space="0" w:color="D3D3D3"/>
+              <w:bottom w:val="single" w:space="0" w:color="D3D3D3"/>
+              <w:start w:val="single" w:space="0" w:color="D3D3D3"/>
+              <w:end w:val="single" w:space="0" w:color="D3D3D3"/>
+            </w:tcBorders>
+          </w:tcPr>
+          <w:p>
+            <w:pPr>
+              <w:spacing w:before="0" w:after="60"/>
+              <w:keepNext/>
+              <w:jc w:val="center"/>
+            </w:pPr>
+            <w:r>
+              <w:rPr>
+                <w:rFonts w:ascii="Calibri" w:hAnsi="Calibri"/>
+                <w:sz w:val="20"/>
+              </w:rPr>
+              <w:t xml:space="default">6.4</w:t>
+            </w:r>
+          </w:p>
+        </w:tc>
+        <w:tc>
+          <w:tcPr>
+            <w:tcBorders>
+              <w:top w:val="single" w:space="0" w:color="D3D3D3"/>
+              <w:bottom w:val="single" w:space="0" w:color="D3D3D3"/>
+              <w:start w:val="single" w:space="0" w:color="D3D3D3"/>
+              <w:end w:val="single" w:space="0" w:color="D3D3D3"/>
+            </w:tcBorders>
+          </w:tcPr>
+          <w:p>
+            <w:pPr>
+              <w:spacing w:before="0" w:after="60"/>
+              <w:keepNext/>
+              <w:jc w:val="center"/>
+            </w:pPr>
+            <w:r>
+              <w:rPr>
+                <w:rFonts w:ascii="Calibri" w:hAnsi="Calibri"/>
+                <w:sz w:val="20"/>
+              </w:rPr>
+              <w:t xml:space="default">22%</w:t>
+            </w:r>
+          </w:p>
+        </w:tc>
+      </w:tr>
+      <w:tr>
+        <w:trPr>
+          <w:cantSplit/>
+        </w:trPr>
+        <w:tc>
+          <w:tcPr>
+            <w:tcBorders>
+              <w:top w:val="single" w:space="0" w:color="D3D3D3"/>
+              <w:bottom w:val="single" w:space="0" w:color="D3D3D3"/>
+              <w:start w:val="single" w:space="0" w:color="D3D3D3"/>
+              <w:end w:val="single" w:space="0" w:color="D3D3D3"/>
+            </w:tcBorders>
+          </w:tcPr>
+          <w:p>
+            <w:pPr>
+              <w:spacing w:before="0" w:after="60"/>
+              <w:keepNext/>
+              <w:jc w:val="start"/>
+            </w:pPr>
+            <w:r>
+              <w:rPr>
+                <w:rFonts w:ascii="Calibri" w:hAnsi="Calibri"/>
+                <w:sz w:val="20"/>
+              </w:rPr>
+              <w:t xml:space="default">Bhutan</w:t>
+            </w:r>
+          </w:p>
+        </w:tc>
+        <w:tc>
+          <w:tcPr>
+            <w:tcBorders>
+              <w:top w:val="single" w:space="0" w:color="D3D3D3"/>
+              <w:bottom w:val="single" w:space="0" w:color="D3D3D3"/>
+              <w:start w:val="single" w:space="0" w:color="D3D3D3"/>
+              <w:end w:val="single" w:space="0" w:color="D3D3D3"/>
+            </w:tcBorders>
+          </w:tcPr>
+          <w:p>
+            <w:pPr>
+              <w:spacing w:before="0" w:after="60"/>
+              <w:keepNext/>
+              <w:jc w:val="center"/>
+            </w:pPr>
+            <w:r>
+              <w:rPr>
+                <w:rFonts w:ascii="Calibri" w:hAnsi="Calibri"/>
+                <w:sz w:val="20"/>
+              </w:rPr>
+              <w:t xml:space="default">Inside PAs</w:t>
+            </w:r>
+          </w:p>
+        </w:tc>
+        <w:tc>
+          <w:tcPr>
+            <w:tcBorders>
+              <w:top w:val="single" w:space="0" w:color="D3D3D3"/>
+              <w:bottom w:val="single" w:space="0" w:color="D3D3D3"/>
+              <w:start w:val="single" w:space="0" w:color="D3D3D3"/>
+              <w:end w:val="single" w:space="0" w:color="D3D3D3"/>
+            </w:tcBorders>
+          </w:tcPr>
+          <w:p>
+            <w:pPr>
+              <w:spacing w:before="0" w:after="60"/>
+              <w:keepNext/>
+              <w:jc w:val="center"/>
+            </w:pPr>
+            <w:r>
+              <w:rPr>
+                <w:rFonts w:ascii="Calibri" w:hAnsi="Calibri"/>
+                <w:sz w:val="20"/>
+              </w:rPr>
+              <w:t xml:space="default">3.5</w:t>
+            </w:r>
+          </w:p>
+        </w:tc>
+        <w:tc>
+          <w:tcPr>
+            <w:tcBorders>
+              <w:top w:val="single" w:space="0" w:color="D3D3D3"/>
+              <w:bottom w:val="single" w:space="0" w:color="D3D3D3"/>
+              <w:start w:val="single" w:space="0" w:color="D3D3D3"/>
+              <w:end w:val="single" w:space="0" w:color="D3D3D3"/>
+            </w:tcBorders>
+          </w:tcPr>
+          <w:p>
+            <w:pPr>
+              <w:spacing w:before="0" w:after="60"/>
+              <w:keepNext/>
+              <w:jc w:val="center"/>
+            </w:pPr>
+            <w:r>
+              <w:rPr>
+                <w:rFonts w:ascii="Calibri" w:hAnsi="Calibri"/>
+                <w:sz w:val="20"/>
+              </w:rPr>
+              <w:t xml:space="default">9.0</w:t>
+            </w:r>
+          </w:p>
+        </w:tc>
+        <w:tc>
+          <w:tcPr>
+            <w:tcBorders>
+              <w:top w:val="single" w:space="0" w:color="D3D3D3"/>
+              <w:bottom w:val="single" w:space="0" w:color="D3D3D3"/>
+              <w:start w:val="single" w:space="0" w:color="D3D3D3"/>
+              <w:end w:val="single" w:space="0" w:color="D3D3D3"/>
+            </w:tcBorders>
+          </w:tcPr>
+          <w:p>
+            <w:pPr>
+              <w:spacing w:before="0" w:after="60"/>
+              <w:keepNext/>
+              <w:jc w:val="center"/>
+            </w:pPr>
+            <w:r>
+              <w:rPr>
+                <w:rFonts w:ascii="Calibri" w:hAnsi="Calibri"/>
+                <w:sz w:val="20"/>
+              </w:rPr>
+              <w:t xml:space="default">5.5</w:t>
+            </w:r>
+          </w:p>
+        </w:tc>
+        <w:tc>
+          <w:tcPr>
+            <w:tcBorders>
+              <w:top w:val="single" w:space="0" w:color="D3D3D3"/>
+              <w:bottom w:val="single" w:space="0" w:color="D3D3D3"/>
+              <w:start w:val="single" w:space="0" w:color="D3D3D3"/>
+              <w:end w:val="single" w:space="0" w:color="D3D3D3"/>
+            </w:tcBorders>
+          </w:tcPr>
+          <w:p>
+            <w:pPr>
+              <w:spacing w:before="0" w:after="60"/>
+              <w:keepNext/>
+              <w:jc w:val="center"/>
+            </w:pPr>
+            <w:r>
+              <w:rPr>
+                <w:rFonts w:ascii="Calibri" w:hAnsi="Calibri"/>
+                <w:sz w:val="20"/>
+              </w:rPr>
+              <w:t xml:space="default">157%</w:t>
+            </w:r>
+          </w:p>
+        </w:tc>
+      </w:tr>
+      <w:tr>
+        <w:trPr>
+          <w:cantSplit/>
+        </w:trPr>
+        <w:tc>
+          <w:tcPr>
+            <w:tcBorders>
+              <w:top w:val="single" w:space="0" w:color="D3D3D3"/>
+              <w:bottom w:val="single" w:space="0" w:color="D3D3D3"/>
+              <w:start w:val="single" w:space="0" w:color="D3D3D3"/>
+              <w:end w:val="single" w:space="0" w:color="D3D3D3"/>
+            </w:tcBorders>
+          </w:tcPr>
+          <w:p>
+            <w:pPr>
+              <w:spacing w:before="0" w:after="60"/>
+              <w:keepNext/>
+              <w:jc w:val="start"/>
+            </w:pPr>
+            <w:r>
+              <w:rPr>
+                <w:rFonts w:ascii="Calibri" w:hAnsi="Calibri"/>
+                <w:sz w:val="20"/>
+              </w:rPr>
+              <w:t xml:space="default">Nepal</w:t>
+            </w:r>
+          </w:p>
+        </w:tc>
+        <w:tc>
+          <w:tcPr>
+            <w:tcBorders>
+              <w:top w:val="single" w:space="0" w:color="D3D3D3"/>
+              <w:bottom w:val="single" w:space="0" w:color="D3D3D3"/>
+              <w:start w:val="single" w:space="0" w:color="D3D3D3"/>
+              <w:end w:val="single" w:space="0" w:color="D3D3D3"/>
+            </w:tcBorders>
+          </w:tcPr>
+          <w:p>
+            <w:pPr>
+              <w:spacing w:before="0" w:after="60"/>
+              <w:keepNext/>
+              <w:jc w:val="center"/>
+            </w:pPr>
+            <w:r>
+              <w:rPr>
+                <w:rFonts w:ascii="Calibri" w:hAnsi="Calibri"/>
+                <w:sz w:val="20"/>
+              </w:rPr>
+              <w:t xml:space="default">Inside or within 10 km</w:t>
+            </w:r>
+          </w:p>
+        </w:tc>
+        <w:tc>
+          <w:tcPr>
+            <w:tcBorders>
+              <w:top w:val="single" w:space="0" w:color="D3D3D3"/>
+              <w:bottom w:val="single" w:space="0" w:color="D3D3D3"/>
+              <w:start w:val="single" w:space="0" w:color="D3D3D3"/>
+              <w:end w:val="single" w:space="0" w:color="D3D3D3"/>
+            </w:tcBorders>
+          </w:tcPr>
+          <w:p>
+            <w:pPr>
+              <w:spacing w:before="0" w:after="60"/>
+              <w:keepNext/>
+              <w:jc w:val="center"/>
+            </w:pPr>
+            <w:r>
+              <w:rPr>
+                <w:rFonts w:ascii="Calibri" w:hAnsi="Calibri"/>
+                <w:sz w:val="20"/>
+              </w:rPr>
+              <w:t xml:space="default">36.0</w:t>
+            </w:r>
+          </w:p>
+        </w:tc>
+        <w:tc>
+          <w:tcPr>
+            <w:tcBorders>
+              <w:top w:val="single" w:space="0" w:color="D3D3D3"/>
+              <w:bottom w:val="single" w:space="0" w:color="D3D3D3"/>
+              <w:start w:val="single" w:space="0" w:color="D3D3D3"/>
+              <w:end w:val="single" w:space="0" w:color="D3D3D3"/>
+            </w:tcBorders>
+          </w:tcPr>
+          <w:p>
+            <w:pPr>
+              <w:spacing w:before="0" w:after="60"/>
+              <w:keepNext/>
+              <w:jc w:val="center"/>
+            </w:pPr>
+            <w:r>
+              <w:rPr>
+                <w:rFonts w:ascii="Calibri" w:hAnsi="Calibri"/>
+                <w:sz w:val="20"/>
+              </w:rPr>
+              <w:t xml:space="default">41.4</w:t>
+            </w:r>
+          </w:p>
+        </w:tc>
+        <w:tc>
+          <w:tcPr>
+            <w:tcBorders>
+              <w:top w:val="single" w:space="0" w:color="D3D3D3"/>
+              <w:bottom w:val="single" w:space="0" w:color="D3D3D3"/>
+              <w:start w:val="single" w:space="0" w:color="D3D3D3"/>
+              <w:end w:val="single" w:space="0" w:color="D3D3D3"/>
+            </w:tcBorders>
+          </w:tcPr>
+          <w:p>
+            <w:pPr>
+              <w:spacing w:before="0" w:after="60"/>
+              <w:keepNext/>
+              <w:jc w:val="center"/>
+            </w:pPr>
+            <w:r>
+              <w:rPr>
+                <w:rFonts w:ascii="Calibri" w:hAnsi="Calibri"/>
+                <w:sz w:val="20"/>
+              </w:rPr>
+              <w:t xml:space="default">5.4</w:t>
+            </w:r>
+          </w:p>
+        </w:tc>
+        <w:tc>
+          <w:tcPr>
+            <w:tcBorders>
+              <w:top w:val="single" w:space="0" w:color="D3D3D3"/>
+              <w:bottom w:val="single" w:space="0" w:color="D3D3D3"/>
+              <w:start w:val="single" w:space="0" w:color="D3D3D3"/>
+              <w:end w:val="single" w:space="0" w:color="D3D3D3"/>
+            </w:tcBorders>
+          </w:tcPr>
+          <w:p>
+            <w:pPr>
+              <w:spacing w:before="0" w:after="60"/>
+              <w:keepNext/>
+              <w:jc w:val="center"/>
+            </w:pPr>
+            <w:r>
+              <w:rPr>
+                <w:rFonts w:ascii="Calibri" w:hAnsi="Calibri"/>
+                <w:sz w:val="20"/>
+              </w:rPr>
+              <w:t xml:space="default">15%</w:t>
+            </w:r>
+          </w:p>
+        </w:tc>
+      </w:tr>
+      <w:tr>
+        <w:trPr>
+          <w:cantSplit/>
+        </w:trPr>
+        <w:tc>
+          <w:tcPr>
+            <w:tcBorders>
+              <w:top w:val="single" w:space="0" w:color="D3D3D3"/>
+              <w:bottom w:val="single" w:space="0" w:color="D3D3D3"/>
+              <w:start w:val="single" w:space="0" w:color="D3D3D3"/>
+              <w:end w:val="single" w:space="0" w:color="D3D3D3"/>
+            </w:tcBorders>
+          </w:tcPr>
+          <w:p>
+            <w:pPr>
+              <w:spacing w:before="0" w:after="60"/>
+              <w:keepNext/>
+              <w:jc w:val="start"/>
+            </w:pPr>
+            <w:r>
+              <w:rPr>
+                <w:rFonts w:ascii="Calibri" w:hAnsi="Calibri"/>
+                <w:sz w:val="20"/>
+              </w:rPr>
+              <w:t xml:space="default">Zambia</w:t>
+            </w:r>
+          </w:p>
+        </w:tc>
+        <w:tc>
+          <w:tcPr>
+            <w:tcBorders>
+              <w:top w:val="single" w:space="0" w:color="D3D3D3"/>
+              <w:bottom w:val="single" w:space="0" w:color="D3D3D3"/>
+              <w:start w:val="single" w:space="0" w:color="D3D3D3"/>
+              <w:end w:val="single" w:space="0" w:color="D3D3D3"/>
+            </w:tcBorders>
+          </w:tcPr>
+          <w:p>
+            <w:pPr>
+              <w:spacing w:before="0" w:after="60"/>
+              <w:keepNext/>
+              <w:jc w:val="center"/>
+            </w:pPr>
+            <w:r>
+              <w:rPr>
+                <w:rFonts w:ascii="Calibri" w:hAnsi="Calibri"/>
+                <w:sz w:val="20"/>
+              </w:rPr>
+              <w:t xml:space="default">Inside PAs</w:t>
+            </w:r>
+          </w:p>
+        </w:tc>
+        <w:tc>
+          <w:tcPr>
+            <w:tcBorders>
+              <w:top w:val="single" w:space="0" w:color="D3D3D3"/>
+              <w:bottom w:val="single" w:space="0" w:color="D3D3D3"/>
+              <w:start w:val="single" w:space="0" w:color="D3D3D3"/>
+              <w:end w:val="single" w:space="0" w:color="D3D3D3"/>
+            </w:tcBorders>
+          </w:tcPr>
+          <w:p>
+            <w:pPr>
+              <w:spacing w:before="0" w:after="60"/>
+              <w:keepNext/>
+              <w:jc w:val="center"/>
+            </w:pPr>
+            <w:r>
+              <w:rPr>
+                <w:rFonts w:ascii="Calibri" w:hAnsi="Calibri"/>
+                <w:sz w:val="20"/>
+              </w:rPr>
+              <w:t xml:space="default">8.6</w:t>
+            </w:r>
+          </w:p>
+        </w:tc>
+        <w:tc>
+          <w:tcPr>
+            <w:tcBorders>
+              <w:top w:val="single" w:space="0" w:color="D3D3D3"/>
+              <w:bottom w:val="single" w:space="0" w:color="D3D3D3"/>
+              <w:start w:val="single" w:space="0" w:color="D3D3D3"/>
+              <w:end w:val="single" w:space="0" w:color="D3D3D3"/>
+            </w:tcBorders>
+          </w:tcPr>
+          <w:p>
+            <w:pPr>
+              <w:spacing w:before="0" w:after="60"/>
+              <w:keepNext/>
+              <w:jc w:val="center"/>
+            </w:pPr>
+            <w:r>
+              <w:rPr>
+                <w:rFonts w:ascii="Calibri" w:hAnsi="Calibri"/>
+                <w:sz w:val="20"/>
+              </w:rPr>
+              <w:t xml:space="default">13.9</w:t>
+            </w:r>
+          </w:p>
+        </w:tc>
+        <w:tc>
+          <w:tcPr>
+            <w:tcBorders>
+              <w:top w:val="single" w:space="0" w:color="D3D3D3"/>
+              <w:bottom w:val="single" w:space="0" w:color="D3D3D3"/>
+              <w:start w:val="single" w:space="0" w:color="D3D3D3"/>
+              <w:end w:val="single" w:space="0" w:color="D3D3D3"/>
+            </w:tcBorders>
+          </w:tcPr>
+          <w:p>
+            <w:pPr>
+              <w:spacing w:before="0" w:after="60"/>
+              <w:keepNext/>
+              <w:jc w:val="center"/>
+            </w:pPr>
+            <w:r>
+              <w:rPr>
+                <w:rFonts w:ascii="Calibri" w:hAnsi="Calibri"/>
+                <w:sz w:val="20"/>
+              </w:rPr>
+              <w:t xml:space="default">5.3</w:t>
+            </w:r>
+          </w:p>
+        </w:tc>
+        <w:tc>
+          <w:tcPr>
+            <w:tcBorders>
+              <w:top w:val="single" w:space="0" w:color="D3D3D3"/>
+              <w:bottom w:val="single" w:space="0" w:color="D3D3D3"/>
+              <w:start w:val="single" w:space="0" w:color="D3D3D3"/>
+              <w:end w:val="single" w:space="0" w:color="D3D3D3"/>
+            </w:tcBorders>
+          </w:tcPr>
+          <w:p>
+            <w:pPr>
+              <w:spacing w:before="0" w:after="60"/>
+              <w:keepNext/>
+              <w:jc w:val="center"/>
+            </w:pPr>
+            <w:r>
+              <w:rPr>
+                <w:rFonts w:ascii="Calibri" w:hAnsi="Calibri"/>
+                <w:sz w:val="20"/>
+              </w:rPr>
+              <w:t xml:space="default">62%</w:t>
+            </w:r>
+          </w:p>
+        </w:tc>
+      </w:tr>
+      <w:tr>
+        <w:trPr>
+          <w:cantSplit/>
+        </w:trPr>
+        <w:tc>
+          <w:tcPr>
+            <w:tcBorders>
+              <w:top w:val="single" w:space="0" w:color="D3D3D3"/>
+              <w:bottom w:val="single" w:space="0" w:color="D3D3D3"/>
+              <w:start w:val="single" w:space="0" w:color="D3D3D3"/>
+              <w:end w:val="single" w:space="0" w:color="D3D3D3"/>
+            </w:tcBorders>
+          </w:tcPr>
+          <w:p>
+            <w:pPr>
+              <w:spacing w:before="0" w:after="60"/>
+              <w:keepNext/>
+              <w:jc w:val="start"/>
+            </w:pPr>
+            <w:r>
+              <w:rPr>
+                <w:rFonts w:ascii="Calibri" w:hAnsi="Calibri"/>
+                <w:sz w:val="20"/>
+              </w:rPr>
+              <w:t xml:space="default">Senegal</w:t>
+            </w:r>
+          </w:p>
+        </w:tc>
+        <w:tc>
+          <w:tcPr>
+            <w:tcBorders>
+              <w:top w:val="single" w:space="0" w:color="D3D3D3"/>
+              <w:bottom w:val="single" w:space="0" w:color="D3D3D3"/>
+              <w:start w:val="single" w:space="0" w:color="D3D3D3"/>
+              <w:end w:val="single" w:space="0" w:color="D3D3D3"/>
+            </w:tcBorders>
+          </w:tcPr>
+          <w:p>
+            <w:pPr>
+              <w:spacing w:before="0" w:after="60"/>
+              <w:keepNext/>
+              <w:jc w:val="center"/>
+            </w:pPr>
+            <w:r>
+              <w:rPr>
+                <w:rFonts w:ascii="Calibri" w:hAnsi="Calibri"/>
+                <w:sz w:val="20"/>
+              </w:rPr>
+              <w:t xml:space="default">Inside PAs</w:t>
+            </w:r>
+          </w:p>
+        </w:tc>
+        <w:tc>
+          <w:tcPr>
+            <w:tcBorders>
+              <w:top w:val="single" w:space="0" w:color="D3D3D3"/>
+              <w:bottom w:val="single" w:space="0" w:color="D3D3D3"/>
+              <w:start w:val="single" w:space="0" w:color="D3D3D3"/>
+              <w:end w:val="single" w:space="0" w:color="D3D3D3"/>
+            </w:tcBorders>
+          </w:tcPr>
+          <w:p>
+            <w:pPr>
+              <w:spacing w:before="0" w:after="60"/>
+              <w:keepNext/>
+              <w:jc w:val="center"/>
+            </w:pPr>
+            <w:r>
+              <w:rPr>
+                <w:rFonts w:ascii="Calibri" w:hAnsi="Calibri"/>
+                <w:sz w:val="20"/>
+              </w:rPr>
+              <w:t xml:space="default">2.6</w:t>
+            </w:r>
+          </w:p>
+        </w:tc>
+        <w:tc>
+          <w:tcPr>
+            <w:tcBorders>
+              <w:top w:val="single" w:space="0" w:color="D3D3D3"/>
+              <w:bottom w:val="single" w:space="0" w:color="D3D3D3"/>
+              <w:start w:val="single" w:space="0" w:color="D3D3D3"/>
+              <w:end w:val="single" w:space="0" w:color="D3D3D3"/>
+            </w:tcBorders>
+          </w:tcPr>
+          <w:p>
+            <w:pPr>
+              <w:spacing w:before="0" w:after="60"/>
+              <w:keepNext/>
+              <w:jc w:val="center"/>
+            </w:pPr>
+            <w:r>
+              <w:rPr>
+                <w:rFonts w:ascii="Calibri" w:hAnsi="Calibri"/>
+                <w:sz w:val="20"/>
+              </w:rPr>
+              <w:t xml:space="default">7.7</w:t>
+            </w:r>
+          </w:p>
+        </w:tc>
+        <w:tc>
+          <w:tcPr>
+            <w:tcBorders>
+              <w:top w:val="single" w:space="0" w:color="D3D3D3"/>
+              <w:bottom w:val="single" w:space="0" w:color="D3D3D3"/>
+              <w:start w:val="single" w:space="0" w:color="D3D3D3"/>
+              <w:end w:val="single" w:space="0" w:color="D3D3D3"/>
+            </w:tcBorders>
+          </w:tcPr>
+          <w:p>
+            <w:pPr>
+              <w:spacing w:before="0" w:after="60"/>
+              <w:keepNext/>
+              <w:jc w:val="center"/>
+            </w:pPr>
+            <w:r>
+              <w:rPr>
+                <w:rFonts w:ascii="Calibri" w:hAnsi="Calibri"/>
+                <w:sz w:val="20"/>
+              </w:rPr>
+              <w:t xml:space="default">5.0</w:t>
+            </w:r>
+          </w:p>
+        </w:tc>
+        <w:tc>
+          <w:tcPr>
+            <w:tcBorders>
+              <w:top w:val="single" w:space="0" w:color="D3D3D3"/>
+              <w:bottom w:val="single" w:space="0" w:color="D3D3D3"/>
+              <w:start w:val="single" w:space="0" w:color="D3D3D3"/>
+              <w:end w:val="single" w:space="0" w:color="D3D3D3"/>
+            </w:tcBorders>
+          </w:tcPr>
+          <w:p>
+            <w:pPr>
+              <w:spacing w:before="0" w:after="60"/>
+              <w:keepNext/>
+              <w:jc w:val="center"/>
+            </w:pPr>
+            <w:r>
+              <w:rPr>
+                <w:rFonts w:ascii="Calibri" w:hAnsi="Calibri"/>
+                <w:sz w:val="20"/>
+              </w:rPr>
+              <w:t xml:space="default">192%</w:t>
+            </w:r>
+          </w:p>
+        </w:tc>
+      </w:tr>
+      <w:tr>
+        <w:trPr>
+          <w:cantSplit/>
+        </w:trPr>
+        <w:tc>
+          <w:tcPr>
+            <w:gridSpan w:val="6"/>
+          </w:tcPr>
+          <w:p>
+            <w:pPr>
+              <w:spacing w:before="0" w:after="60"/>
+              <w:keepNext/>
+            </w:pPr>
+            <w:r>
+              <w:rPr>
+                <w:rFonts w:ascii="Calibri" w:hAnsi="Calibri"/>
+                <w:sz w:val="20"/>
+              </w:rPr>
+              <w:t xml:space="default">Source: WDPA May 2021, GHSL &amp; WorldPop 2020.</w:t>
             </w:r>
           </w:p>
         </w:tc>

--- a/results/table_s2.docx
+++ b/results/table_s2.docx
@@ -2009,10 +2009,10 @@
   <w:docDefaults>
     <w:rPrDefault>
       <w:rPr>
-        <w:rFonts w:asciiTheme="minorHAnsi" w:cstheme="minorBidi" w:eastAsiaTheme="minorHAnsi" w:hAnsiTheme="minorHAnsi"/>
+        <w:rFonts w:asciiTheme="minorHAnsi" w:cstheme="minorBidi" w:eastAsiaTheme="minorEastAsia" w:hAnsiTheme="minorHAnsi"/>
         <w:sz w:val="24"/>
         <w:szCs w:val="24"/>
-        <w:lang w:bidi="ar-SA" w:eastAsia="en-US" w:val="en-US"/>
+        <w:lang w:bidi="ar-SA" w:eastAsia="zh-CN" w:val="en-US"/>
       </w:rPr>
     </w:rPrDefault>
     <w:pPrDefault>
@@ -2553,13 +2553,6 @@
       </w:tblCellMar>
     </w:tblPr>
     <w:tblStylePr w:type="firstRow">
-      <w:tblPr>
-        <w:jc w:val="left"/>
-        <w:tblInd w:type="dxa" w:w="0"/>
-      </w:tblPr>
-      <w:trPr>
-        <w:jc w:val="left"/>
-      </w:trPr>
       <w:tcPr>
         <w:tcBorders>
           <w:bottom w:val="single"/>
